--- a/book/docx-por-capitulo/capitulo-06-shell-entorno.docx
+++ b/book/docx-por-capitulo/capitulo-06-shell-entorno.docx
@@ -7,6 +7,7 @@
         <w:pStyle w:val="Endure-ChapterTitle"/>
         <w:keepNext/>
         <w:spacing w:before="480" w:after="240"/>
+        <w:outlineLvl w:val="0"/>
       </w:pPr>
       <w:r>
         <w:rPr>
@@ -26,94 +27,126 @@
         <w:pStyle w:val="Endure-Subhead"/>
         <w:keepNext/>
         <w:spacing w:before="240" w:after="60"/>
+        <w:outlineLvl w:val="1"/>
       </w:pPr>
       <w:r>
+        <w:rPr>
+          <w:sz w:val="24"/>
+        </w:rPr>
         <w:t>Introducción</w:t>
       </w:r>
     </w:p>
     <w:p>
       <w:pPr>
         <w:pStyle w:val="Endure-FirstParagraphBodyText"/>
+        <w:spacing w:before="100" w:after="100"/>
       </w:pPr>
       <w:r>
+        <w:rPr>
+          <w:sz w:val="20"/>
+        </w:rPr>
         <w:t>Un entorno de shell bien configurado puede ahorrar horas de trabajo repetitivo durante el ciclo de vida de un proyecto de inferencia: cambiar modos de energía, monitorear memoria, activar entornos virtuales, descargar modelos y diagnosticar problemas de rendimiento. Esta parte construye ese entorno desde cero con todos los elementos necesarios para el trabajo en JetPack 7.2.</w:t>
       </w:r>
     </w:p>
     <w:p>
       <w:pPr>
         <w:pStyle w:val="Endure-ChapterBodyText"/>
+        <w:spacing w:before="100" w:after="100"/>
       </w:pPr>
       <w:r>
         <w:rPr>
           <w:b/>
+          <w:sz w:val="20"/>
         </w:rPr>
         <w:t>Prerequisito:</w:t>
       </w:r>
       <w:r>
+        <w:rPr>
+          <w:sz w:val="20"/>
+        </w:rPr>
         <w:t xml:space="preserve"> Partes 1–4 completadas. Las variables de entorno críticas (</w:t>
       </w:r>
       <w:r>
         <w:rPr>
           <w:rFonts w:ascii="Courier New" w:hAnsi="Courier New"/>
-          <w:sz w:val="17"/>
+          <w:sz w:val="16"/>
         </w:rPr>
         <w:t>HF_TOKEN</w:t>
       </w:r>
       <w:r>
+        <w:rPr>
+          <w:sz w:val="20"/>
+        </w:rPr>
         <w:t xml:space="preserve">, </w:t>
       </w:r>
       <w:r>
         <w:rPr>
           <w:rFonts w:ascii="Courier New" w:hAnsi="Courier New"/>
-          <w:sz w:val="17"/>
+          <w:sz w:val="16"/>
         </w:rPr>
         <w:t>CUDA_HOME</w:t>
       </w:r>
       <w:r>
+        <w:rPr>
+          <w:sz w:val="20"/>
+        </w:rPr>
         <w:t xml:space="preserve">, </w:t>
       </w:r>
       <w:r>
         <w:rPr>
           <w:rFonts w:ascii="Courier New" w:hAnsi="Courier New"/>
-          <w:sz w:val="17"/>
+          <w:sz w:val="16"/>
         </w:rPr>
         <w:t>TORCH_CUDA_ARCH_LIST</w:t>
       </w:r>
       <w:r>
+        <w:rPr>
+          <w:sz w:val="20"/>
+        </w:rPr>
         <w:t xml:space="preserve">) ya deben estar en </w:t>
       </w:r>
       <w:r>
         <w:rPr>
           <w:rFonts w:ascii="Courier New" w:hAnsi="Courier New"/>
-          <w:sz w:val="17"/>
+          <w:sz w:val="16"/>
         </w:rPr>
         <w:t>~/.bashrc</w:t>
       </w:r>
       <w:r>
+        <w:rPr>
+          <w:sz w:val="20"/>
+        </w:rPr>
         <w:t xml:space="preserve"> (configuradas en Capítulo 2, Sección 2.5).</w:t>
       </w:r>
     </w:p>
     <w:p>
       <w:pPr>
         <w:pStyle w:val="Endure-ChapterBodyText"/>
+        <w:spacing w:before="100" w:after="100"/>
       </w:pPr>
       <w:r>
         <w:rPr>
           <w:b/>
+          <w:sz w:val="20"/>
         </w:rPr>
         <w:t>Tiempo estimado:</w:t>
       </w:r>
       <w:r>
+        <w:rPr>
+          <w:sz w:val="20"/>
+        </w:rPr>
         <w:t xml:space="preserve"> 20–30 minutos.</w:t>
       </w:r>
     </w:p>
     <w:p>
       <w:pPr>
         <w:pStyle w:val="Endure-ChapterBodyText"/>
+        <w:spacing w:before="100" w:after="100"/>
       </w:pPr>
       <w:r>
         <w:rPr>
           <w:b/>
+          <w:sz w:val="20"/>
         </w:rPr>
         <w:t>Al final de esta parte tendrá:</w:t>
       </w:r>
@@ -121,150 +154,180 @@
     <w:p>
       <w:pPr>
         <w:pStyle w:val="Endure-ChapterBodyText"/>
-        <w:spacing w:before="20" w:after="20"/>
+        <w:spacing w:before="40" w:after="40"/>
         <w:ind w:left="360" w:hanging="216"/>
       </w:pPr>
       <w:r>
         <w:rPr>
-          <w:sz w:val="18"/>
+          <w:sz w:val="20"/>
         </w:rPr>
         <w:t xml:space="preserve">• </w:t>
       </w:r>
       <w:r>
+        <w:rPr>
+          <w:sz w:val="20"/>
+        </w:rPr>
         <w:t>Estructura de directorios de trabajo organizada</w:t>
       </w:r>
     </w:p>
     <w:p>
       <w:pPr>
         <w:pStyle w:val="Endure-ChapterBodyText"/>
-        <w:spacing w:before="20" w:after="20"/>
+        <w:spacing w:before="40" w:after="40"/>
         <w:ind w:left="360" w:hanging="216"/>
       </w:pPr>
       <w:r>
         <w:rPr>
-          <w:sz w:val="18"/>
+          <w:sz w:val="20"/>
         </w:rPr>
         <w:t xml:space="preserve">• </w:t>
       </w:r>
       <w:r>
         <w:rPr>
           <w:rFonts w:ascii="Courier New" w:hAnsi="Courier New"/>
-          <w:sz w:val="17"/>
+          <w:sz w:val="16"/>
         </w:rPr>
         <w:t>.bashrc</w:t>
       </w:r>
       <w:r>
+        <w:rPr>
+          <w:sz w:val="20"/>
+        </w:rPr>
         <w:t xml:space="preserve"> completo con aliases de productividad, monitoreo y modos de energía</w:t>
       </w:r>
     </w:p>
     <w:p>
       <w:pPr>
         <w:pStyle w:val="Endure-ChapterBodyText"/>
-        <w:spacing w:before="20" w:after="20"/>
+        <w:spacing w:before="40" w:after="40"/>
         <w:ind w:left="360" w:hanging="216"/>
       </w:pPr>
       <w:r>
         <w:rPr>
-          <w:sz w:val="18"/>
+          <w:sz w:val="20"/>
         </w:rPr>
         <w:t xml:space="preserve">• </w:t>
       </w:r>
       <w:r>
+        <w:rPr>
+          <w:sz w:val="20"/>
+        </w:rPr>
         <w:t>Entorno virtual Python (</w:t>
       </w:r>
       <w:r>
         <w:rPr>
           <w:rFonts w:ascii="Courier New" w:hAnsi="Courier New"/>
-          <w:sz w:val="17"/>
+          <w:sz w:val="16"/>
         </w:rPr>
         <w:t>~/venvs/llm</w:t>
       </w:r>
       <w:r>
+        <w:rPr>
+          <w:sz w:val="20"/>
+        </w:rPr>
         <w:t>) para instalar paquetes sin contaminar el sistema</w:t>
       </w:r>
     </w:p>
     <w:p>
       <w:pPr>
         <w:pStyle w:val="Endure-ChapterBodyText"/>
-        <w:spacing w:before="20" w:after="20"/>
+        <w:spacing w:before="40" w:after="40"/>
         <w:ind w:left="360" w:hanging="216"/>
       </w:pPr>
       <w:r>
         <w:rPr>
-          <w:sz w:val="18"/>
+          <w:sz w:val="20"/>
         </w:rPr>
         <w:t xml:space="preserve">• </w:t>
       </w:r>
       <w:r>
         <w:rPr>
           <w:rFonts w:ascii="Courier New" w:hAnsi="Courier New"/>
-          <w:sz w:val="17"/>
+          <w:sz w:val="16"/>
         </w:rPr>
         <w:t>huggingface-hub</w:t>
       </w:r>
       <w:r>
+        <w:rPr>
+          <w:sz w:val="20"/>
+        </w:rPr>
         <w:t xml:space="preserve"> instalado (comando </w:t>
       </w:r>
       <w:r>
         <w:rPr>
           <w:rFonts w:ascii="Courier New" w:hAnsi="Courier New"/>
-          <w:sz w:val="17"/>
+          <w:sz w:val="16"/>
         </w:rPr>
         <w:t>hf</w:t>
       </w:r>
       <w:r>
+        <w:rPr>
+          <w:sz w:val="20"/>
+        </w:rPr>
         <w:t xml:space="preserve"> para descargar modelos)</w:t>
       </w:r>
     </w:p>
     <w:p>
       <w:pPr>
         <w:pStyle w:val="Endure-ChapterBodyText"/>
-        <w:spacing w:before="20" w:after="20"/>
+        <w:spacing w:before="40" w:after="40"/>
         <w:ind w:left="360" w:hanging="216"/>
       </w:pPr>
       <w:r>
         <w:rPr>
-          <w:sz w:val="18"/>
+          <w:sz w:val="20"/>
         </w:rPr>
         <w:t xml:space="preserve">• </w:t>
       </w:r>
       <w:r>
+        <w:rPr>
+          <w:sz w:val="20"/>
+        </w:rPr>
         <w:t xml:space="preserve">Herramientas adicionales: </w:t>
       </w:r>
       <w:r>
         <w:rPr>
           <w:rFonts w:ascii="Courier New" w:hAnsi="Courier New"/>
-          <w:sz w:val="17"/>
+          <w:sz w:val="16"/>
         </w:rPr>
         <w:t>git-lfs</w:t>
       </w:r>
       <w:r>
+        <w:rPr>
+          <w:sz w:val="20"/>
+        </w:rPr>
         <w:t xml:space="preserve">, </w:t>
       </w:r>
       <w:r>
         <w:rPr>
           <w:rFonts w:ascii="Courier New" w:hAnsi="Courier New"/>
-          <w:sz w:val="17"/>
+          <w:sz w:val="16"/>
         </w:rPr>
         <w:t>aria2</w:t>
       </w:r>
       <w:r>
+        <w:rPr>
+          <w:sz w:val="20"/>
+        </w:rPr>
         <w:t xml:space="preserve">, </w:t>
       </w:r>
       <w:r>
         <w:rPr>
           <w:rFonts w:ascii="Courier New" w:hAnsi="Courier New"/>
-          <w:sz w:val="17"/>
+          <w:sz w:val="16"/>
         </w:rPr>
         <w:t>ffmpeg</w:t>
       </w:r>
       <w:r>
+        <w:rPr>
+          <w:sz w:val="20"/>
+        </w:rPr>
         <w:t xml:space="preserve">, </w:t>
       </w:r>
       <w:r>
         <w:rPr>
           <w:rFonts w:ascii="Courier New" w:hAnsi="Courier New"/>
-          <w:sz w:val="17"/>
+          <w:sz w:val="16"/>
         </w:rPr>
         <w:t>nvtop</w:t>
       </w:r>
@@ -272,26 +335,32 @@
     <w:p>
       <w:pPr>
         <w:pStyle w:val="Endure-ChapterBodyText"/>
-        <w:spacing w:before="20" w:after="20"/>
+        <w:spacing w:before="40" w:after="40"/>
         <w:ind w:left="360" w:hanging="216"/>
       </w:pPr>
       <w:r>
         <w:rPr>
-          <w:sz w:val="18"/>
+          <w:sz w:val="20"/>
         </w:rPr>
         <w:t xml:space="preserve">• </w:t>
       </w:r>
       <w:r>
+        <w:rPr>
+          <w:sz w:val="20"/>
+        </w:rPr>
         <w:t>Script de auditoría completa del sistema (</w:t>
       </w:r>
       <w:r>
         <w:rPr>
           <w:rFonts w:ascii="Courier New" w:hAnsi="Courier New"/>
-          <w:sz w:val="17"/>
+          <w:sz w:val="16"/>
         </w:rPr>
         <w:t>jetson-audit</w:t>
       </w:r>
       <w:r>
+        <w:rPr>
+          <w:sz w:val="20"/>
+        </w:rPr>
         <w:t>)</w:t>
       </w:r>
     </w:p>
@@ -305,16 +374,24 @@
         <w:pStyle w:val="Endure-Subhead"/>
         <w:keepNext/>
         <w:spacing w:before="240" w:after="60"/>
+        <w:outlineLvl w:val="1"/>
       </w:pPr>
       <w:r>
+        <w:rPr>
+          <w:sz w:val="24"/>
+        </w:rPr>
         <w:t>5.1 Estructura de Directorios de Trabajo</w:t>
       </w:r>
     </w:p>
     <w:p>
       <w:pPr>
         <w:pStyle w:val="Endure-FirstParagraphBodyText"/>
+        <w:spacing w:before="100" w:after="100"/>
       </w:pPr>
       <w:r>
+        <w:rPr>
+          <w:sz w:val="20"/>
+        </w:rPr>
         <w:t>Antes de instalar herramientas, cree la estructura de directorios que usarán los scripts y pipelines del resto del libro:</w:t>
       </w:r>
     </w:p>
@@ -364,7 +441,7 @@
             <w:r>
               <w:rPr>
                 <w:rFonts w:ascii="Courier New" w:hAnsi="Courier New"/>
-                <w:sz w:val="17"/>
+                <w:sz w:val="16"/>
               </w:rPr>
               <w:t>/data</w:t>
             </w:r>
@@ -374,7 +451,7 @@
             <w:r>
               <w:rPr>
                 <w:rFonts w:ascii="Courier New" w:hAnsi="Courier New"/>
-                <w:sz w:val="17"/>
+                <w:sz w:val="16"/>
               </w:rPr>
               <w:t>`</w:t>
             </w:r>
@@ -384,7 +461,7 @@
             <w:r>
               <w:rPr>
                 <w:rFonts w:ascii="Courier New" w:hAnsi="Courier New"/>
-                <w:sz w:val="17"/>
+                <w:sz w:val="16"/>
               </w:rPr>
               <w:t>`</w:t>
             </w:r>
@@ -410,7 +487,7 @@
         <w:tc>
           <w:tcPr>
             <w:tcW w:type="dxa" w:w="8152"/>
-            <w:shd w:val="clear" w:color="auto" w:fill="F2F2F2"/>
+            <w:shd w:val="clear" w:color="auto" w:fill="EAEAEA"/>
             <w:tcBorders>
               <w:left w:val="thick" w:sz="24" w:color="1A5A6A"/>
             </w:tcBorders>
@@ -635,7 +712,7 @@
         <w:tc>
           <w:tcPr>
             <w:tcW w:type="dxa" w:w="8152"/>
-            <w:shd w:val="clear" w:color="auto" w:fill="F2F2F2"/>
+            <w:shd w:val="clear" w:color="auto" w:fill="EAEAEA"/>
             <w:tcBorders>
               <w:left w:val="thick" w:sz="24" w:color="1A5A6A"/>
             </w:tcBorders>
@@ -673,6 +750,7 @@
             <w:r>
               <w:rPr>
                 <w:rFonts w:ascii="Courier New" w:hAnsi="Courier New"/>
+                <w:i/>
                 <w:color w:val="555555"/>
                 <w:sz w:val="16"/>
               </w:rPr>
@@ -689,6 +767,7 @@
             <w:r>
               <w:rPr>
                 <w:rFonts w:ascii="Courier New" w:hAnsi="Courier New"/>
+                <w:i/>
                 <w:color w:val="555555"/>
                 <w:sz w:val="16"/>
               </w:rPr>
@@ -705,6 +784,7 @@
             <w:r>
               <w:rPr>
                 <w:rFonts w:ascii="Courier New" w:hAnsi="Courier New"/>
+                <w:i/>
                 <w:color w:val="555555"/>
                 <w:sz w:val="16"/>
               </w:rPr>
@@ -721,6 +801,7 @@
             <w:r>
               <w:rPr>
                 <w:rFonts w:ascii="Courier New" w:hAnsi="Courier New"/>
+                <w:i/>
                 <w:color w:val="555555"/>
                 <w:sz w:val="16"/>
               </w:rPr>
@@ -740,26 +821,37 @@
         <w:pStyle w:val="Endure-Subhead"/>
         <w:keepNext/>
         <w:spacing w:before="240" w:after="60"/>
+        <w:outlineLvl w:val="1"/>
       </w:pPr>
       <w:r>
+        <w:rPr>
+          <w:sz w:val="24"/>
+        </w:rPr>
         <w:t>5.2 Bloque Completo de ~/.bashrc para JetPack 7.2</w:t>
       </w:r>
     </w:p>
     <w:p>
       <w:pPr>
         <w:pStyle w:val="Endure-FirstParagraphBodyText"/>
+        <w:spacing w:before="100" w:after="100"/>
       </w:pPr>
       <w:r>
+        <w:rPr>
+          <w:sz w:val="20"/>
+        </w:rPr>
         <w:t xml:space="preserve">El archivo </w:t>
       </w:r>
       <w:r>
         <w:rPr>
           <w:rFonts w:ascii="Courier New" w:hAnsi="Courier New"/>
-          <w:sz w:val="17"/>
+          <w:sz w:val="16"/>
         </w:rPr>
         <w:t>~/.bashrc</w:t>
       </w:r>
       <w:r>
+        <w:rPr>
+          <w:sz w:val="20"/>
+        </w:rPr>
         <w:t xml:space="preserve"> ya tiene las variables críticas al inicio (configuradas en Capítulo 2). Ahora se añade el bloque de aliases y funciones de productividad al final del archivo.</w:t>
       </w:r>
     </w:p>
@@ -809,7 +901,7 @@
             <w:r>
               <w:rPr>
                 <w:rFonts w:ascii="Courier New" w:hAnsi="Courier New"/>
-                <w:sz w:val="17"/>
+                <w:sz w:val="16"/>
               </w:rPr>
               <w:t>~/.bashrc</w:t>
             </w:r>
@@ -819,7 +911,7 @@
             <w:r>
               <w:rPr>
                 <w:rFonts w:ascii="Courier New" w:hAnsi="Courier New"/>
-                <w:sz w:val="17"/>
+                <w:sz w:val="16"/>
               </w:rPr>
               <w:t>case $- in</w:t>
             </w:r>
@@ -900,7 +992,7 @@
         <w:tc>
           <w:tcPr>
             <w:tcW w:type="dxa" w:w="8152"/>
-            <w:shd w:val="clear" w:color="auto" w:fill="F2F2F2"/>
+            <w:shd w:val="clear" w:color="auto" w:fill="EAEAEA"/>
             <w:tcBorders>
               <w:left w:val="thick" w:sz="24" w:color="1A5A6A"/>
             </w:tcBorders>
@@ -1293,6 +1385,7 @@
             <w:r>
               <w:rPr>
                 <w:rFonts w:ascii="Courier New" w:hAnsi="Courier New"/>
+                <w:i/>
                 <w:color w:val="555555"/>
                 <w:sz w:val="16"/>
               </w:rPr>
@@ -1309,6 +1402,7 @@
             <w:r>
               <w:rPr>
                 <w:rFonts w:ascii="Courier New" w:hAnsi="Courier New"/>
+                <w:i/>
                 <w:color w:val="555555"/>
                 <w:sz w:val="16"/>
               </w:rPr>
@@ -1408,6 +1502,7 @@
             <w:r>
               <w:rPr>
                 <w:rFonts w:ascii="Courier New" w:hAnsi="Courier New"/>
+                <w:i/>
                 <w:color w:val="555555"/>
                 <w:sz w:val="16"/>
               </w:rPr>
@@ -1424,6 +1519,7 @@
             <w:r>
               <w:rPr>
                 <w:rFonts w:ascii="Courier New" w:hAnsi="Courier New"/>
+                <w:i/>
                 <w:color w:val="555555"/>
                 <w:sz w:val="16"/>
               </w:rPr>
@@ -1440,6 +1536,7 @@
             <w:r>
               <w:rPr>
                 <w:rFonts w:ascii="Courier New" w:hAnsi="Courier New"/>
+                <w:i/>
                 <w:color w:val="555555"/>
                 <w:sz w:val="16"/>
               </w:rPr>
@@ -1456,6 +1553,7 @@
             <w:r>
               <w:rPr>
                 <w:rFonts w:ascii="Courier New" w:hAnsi="Courier New"/>
+                <w:i/>
                 <w:color w:val="555555"/>
                 <w:sz w:val="16"/>
               </w:rPr>
@@ -1572,6 +1670,7 @@
             <w:r>
               <w:rPr>
                 <w:rFonts w:ascii="Courier New" w:hAnsi="Courier New"/>
+                <w:i/>
                 <w:color w:val="555555"/>
                 <w:sz w:val="16"/>
               </w:rPr>
@@ -1588,6 +1687,7 @@
             <w:r>
               <w:rPr>
                 <w:rFonts w:ascii="Courier New" w:hAnsi="Courier New"/>
+                <w:i/>
                 <w:color w:val="555555"/>
                 <w:sz w:val="16"/>
               </w:rPr>
@@ -1604,6 +1704,7 @@
             <w:r>
               <w:rPr>
                 <w:rFonts w:ascii="Courier New" w:hAnsi="Courier New"/>
+                <w:i/>
                 <w:color w:val="555555"/>
                 <w:sz w:val="16"/>
               </w:rPr>
@@ -1620,6 +1721,7 @@
             <w:r>
               <w:rPr>
                 <w:rFonts w:ascii="Courier New" w:hAnsi="Courier New"/>
+                <w:i/>
                 <w:color w:val="555555"/>
                 <w:sz w:val="16"/>
               </w:rPr>
@@ -1736,6 +1838,7 @@
             <w:r>
               <w:rPr>
                 <w:rFonts w:ascii="Courier New" w:hAnsi="Courier New"/>
+                <w:i/>
                 <w:color w:val="555555"/>
                 <w:sz w:val="16"/>
               </w:rPr>
@@ -1752,6 +1855,7 @@
             <w:r>
               <w:rPr>
                 <w:rFonts w:ascii="Courier New" w:hAnsi="Courier New"/>
+                <w:i/>
                 <w:color w:val="555555"/>
                 <w:sz w:val="16"/>
               </w:rPr>
@@ -1768,6 +1872,7 @@
             <w:r>
               <w:rPr>
                 <w:rFonts w:ascii="Courier New" w:hAnsi="Courier New"/>
+                <w:i/>
                 <w:color w:val="555555"/>
                 <w:sz w:val="16"/>
               </w:rPr>
@@ -1833,6 +1938,7 @@
             <w:r>
               <w:rPr>
                 <w:rFonts w:ascii="Courier New" w:hAnsi="Courier New"/>
+                <w:i/>
                 <w:color w:val="555555"/>
                 <w:sz w:val="16"/>
               </w:rPr>
@@ -1849,6 +1955,7 @@
             <w:r>
               <w:rPr>
                 <w:rFonts w:ascii="Courier New" w:hAnsi="Courier New"/>
+                <w:i/>
                 <w:color w:val="555555"/>
                 <w:sz w:val="16"/>
               </w:rPr>
@@ -1865,6 +1972,7 @@
             <w:r>
               <w:rPr>
                 <w:rFonts w:ascii="Courier New" w:hAnsi="Courier New"/>
+                <w:i/>
                 <w:color w:val="555555"/>
                 <w:sz w:val="16"/>
               </w:rPr>
@@ -1881,6 +1989,7 @@
             <w:r>
               <w:rPr>
                 <w:rFonts w:ascii="Courier New" w:hAnsi="Courier New"/>
+                <w:i/>
                 <w:color w:val="555555"/>
                 <w:sz w:val="16"/>
               </w:rPr>
@@ -1897,6 +2006,7 @@
             <w:r>
               <w:rPr>
                 <w:rFonts w:ascii="Courier New" w:hAnsi="Courier New"/>
+                <w:i/>
                 <w:color w:val="555555"/>
                 <w:sz w:val="16"/>
               </w:rPr>
@@ -1913,6 +2023,7 @@
             <w:r>
               <w:rPr>
                 <w:rFonts w:ascii="Courier New" w:hAnsi="Courier New"/>
+                <w:i/>
                 <w:color w:val="555555"/>
                 <w:sz w:val="16"/>
               </w:rPr>
@@ -1929,6 +2040,7 @@
             <w:r>
               <w:rPr>
                 <w:rFonts w:ascii="Courier New" w:hAnsi="Courier New"/>
+                <w:i/>
                 <w:color w:val="555555"/>
                 <w:sz w:val="16"/>
               </w:rPr>
@@ -1945,6 +2057,7 @@
             <w:r>
               <w:rPr>
                 <w:rFonts w:ascii="Courier New" w:hAnsi="Courier New"/>
+                <w:i/>
                 <w:color w:val="555555"/>
                 <w:sz w:val="16"/>
               </w:rPr>
@@ -1993,6 +2106,7 @@
             <w:r>
               <w:rPr>
                 <w:rFonts w:ascii="Courier New" w:hAnsi="Courier New"/>
+                <w:i/>
                 <w:color w:val="555555"/>
                 <w:sz w:val="16"/>
               </w:rPr>
@@ -2009,6 +2123,7 @@
             <w:r>
               <w:rPr>
                 <w:rFonts w:ascii="Courier New" w:hAnsi="Courier New"/>
+                <w:i/>
                 <w:color w:val="555555"/>
                 <w:sz w:val="16"/>
               </w:rPr>
@@ -2025,6 +2140,7 @@
             <w:r>
               <w:rPr>
                 <w:rFonts w:ascii="Courier New" w:hAnsi="Courier New"/>
+                <w:i/>
                 <w:color w:val="555555"/>
                 <w:sz w:val="16"/>
               </w:rPr>
@@ -2041,6 +2157,7 @@
             <w:r>
               <w:rPr>
                 <w:rFonts w:ascii="Courier New" w:hAnsi="Courier New"/>
+                <w:i/>
                 <w:color w:val="555555"/>
                 <w:sz w:val="16"/>
               </w:rPr>
@@ -2140,6 +2257,7 @@
             <w:r>
               <w:rPr>
                 <w:rFonts w:ascii="Courier New" w:hAnsi="Courier New"/>
+                <w:i/>
                 <w:color w:val="555555"/>
                 <w:sz w:val="16"/>
               </w:rPr>
@@ -2222,6 +2340,7 @@
             <w:r>
               <w:rPr>
                 <w:rFonts w:ascii="Courier New" w:hAnsi="Courier New"/>
+                <w:i/>
                 <w:color w:val="555555"/>
                 <w:sz w:val="16"/>
               </w:rPr>
@@ -2238,6 +2357,7 @@
             <w:r>
               <w:rPr>
                 <w:rFonts w:ascii="Courier New" w:hAnsi="Courier New"/>
+                <w:i/>
                 <w:color w:val="555555"/>
                 <w:sz w:val="16"/>
               </w:rPr>
@@ -2460,6 +2580,7 @@
             <w:r>
               <w:rPr>
                 <w:rFonts w:ascii="Courier New" w:hAnsi="Courier New"/>
+                <w:i/>
                 <w:color w:val="555555"/>
                 <w:sz w:val="16"/>
               </w:rPr>
@@ -2476,6 +2597,7 @@
             <w:r>
               <w:rPr>
                 <w:rFonts w:ascii="Courier New" w:hAnsi="Courier New"/>
+                <w:i/>
                 <w:color w:val="555555"/>
                 <w:sz w:val="16"/>
               </w:rPr>
@@ -2760,6 +2882,7 @@
             <w:r>
               <w:rPr>
                 <w:rFonts w:ascii="Courier New" w:hAnsi="Courier New"/>
+                <w:i/>
                 <w:color w:val="555555"/>
                 <w:sz w:val="16"/>
               </w:rPr>
@@ -2808,6 +2931,7 @@
             <w:r>
               <w:rPr>
                 <w:rFonts w:ascii="Courier New" w:hAnsi="Courier New"/>
+                <w:i/>
                 <w:color w:val="555555"/>
                 <w:sz w:val="16"/>
               </w:rPr>
@@ -2856,6 +2980,7 @@
             <w:r>
               <w:rPr>
                 <w:rFonts w:ascii="Courier New" w:hAnsi="Courier New"/>
+                <w:i/>
                 <w:color w:val="555555"/>
                 <w:sz w:val="16"/>
               </w:rPr>
@@ -2919,6 +3044,7 @@
             <w:r>
               <w:rPr>
                 <w:rFonts w:ascii="Courier New" w:hAnsi="Courier New"/>
+                <w:i/>
                 <w:color w:val="555555"/>
                 <w:sz w:val="16"/>
               </w:rPr>
@@ -2935,6 +3061,7 @@
             <w:r>
               <w:rPr>
                 <w:rFonts w:ascii="Courier New" w:hAnsi="Courier New"/>
+                <w:i/>
                 <w:color w:val="555555"/>
                 <w:sz w:val="16"/>
               </w:rPr>
@@ -2951,6 +3078,7 @@
             <w:r>
               <w:rPr>
                 <w:rFonts w:ascii="Courier New" w:hAnsi="Courier New"/>
+                <w:i/>
                 <w:color w:val="555555"/>
                 <w:sz w:val="16"/>
               </w:rPr>
@@ -2967,6 +3095,7 @@
             <w:r>
               <w:rPr>
                 <w:rFonts w:ascii="Courier New" w:hAnsi="Courier New"/>
+                <w:i/>
                 <w:color w:val="555555"/>
                 <w:sz w:val="16"/>
               </w:rPr>
@@ -3046,6 +3175,7 @@
             <w:r>
               <w:rPr>
                 <w:rFonts w:ascii="Courier New" w:hAnsi="Courier New"/>
+                <w:i/>
                 <w:color w:val="555555"/>
                 <w:sz w:val="16"/>
               </w:rPr>
@@ -3062,6 +3192,7 @@
             <w:r>
               <w:rPr>
                 <w:rFonts w:ascii="Courier New" w:hAnsi="Courier New"/>
+                <w:i/>
                 <w:color w:val="555555"/>
                 <w:sz w:val="16"/>
               </w:rPr>
@@ -3078,6 +3209,7 @@
             <w:r>
               <w:rPr>
                 <w:rFonts w:ascii="Courier New" w:hAnsi="Courier New"/>
+                <w:i/>
                 <w:color w:val="555555"/>
                 <w:sz w:val="16"/>
               </w:rPr>
@@ -3094,6 +3226,7 @@
             <w:r>
               <w:rPr>
                 <w:rFonts w:ascii="Courier New" w:hAnsi="Courier New"/>
+                <w:i/>
                 <w:color w:val="555555"/>
                 <w:sz w:val="16"/>
               </w:rPr>
@@ -3110,6 +3243,7 @@
             <w:r>
               <w:rPr>
                 <w:rFonts w:ascii="Courier New" w:hAnsi="Courier New"/>
+                <w:i/>
                 <w:color w:val="555555"/>
                 <w:sz w:val="16"/>
               </w:rPr>
@@ -3126,6 +3260,7 @@
             <w:r>
               <w:rPr>
                 <w:rFonts w:ascii="Courier New" w:hAnsi="Courier New"/>
+                <w:i/>
                 <w:color w:val="555555"/>
                 <w:sz w:val="16"/>
               </w:rPr>
@@ -3142,6 +3277,7 @@
             <w:r>
               <w:rPr>
                 <w:rFonts w:ascii="Courier New" w:hAnsi="Courier New"/>
+                <w:i/>
                 <w:color w:val="555555"/>
                 <w:sz w:val="16"/>
               </w:rPr>
@@ -3158,6 +3294,7 @@
             <w:r>
               <w:rPr>
                 <w:rFonts w:ascii="Courier New" w:hAnsi="Courier New"/>
+                <w:i/>
                 <w:color w:val="555555"/>
                 <w:sz w:val="16"/>
               </w:rPr>
@@ -3174,6 +3311,7 @@
             <w:r>
               <w:rPr>
                 <w:rFonts w:ascii="Courier New" w:hAnsi="Courier New"/>
+                <w:i/>
                 <w:color w:val="555555"/>
                 <w:sz w:val="16"/>
               </w:rPr>
@@ -3190,6 +3328,7 @@
             <w:r>
               <w:rPr>
                 <w:rFonts w:ascii="Courier New" w:hAnsi="Courier New"/>
+                <w:i/>
                 <w:color w:val="555555"/>
                 <w:sz w:val="16"/>
               </w:rPr>
@@ -3253,6 +3392,7 @@
             <w:r>
               <w:rPr>
                 <w:rFonts w:ascii="Courier New" w:hAnsi="Courier New"/>
+                <w:i/>
                 <w:color w:val="555555"/>
                 <w:sz w:val="16"/>
               </w:rPr>
@@ -3301,6 +3441,7 @@
             <w:r>
               <w:rPr>
                 <w:rFonts w:ascii="Courier New" w:hAnsi="Courier New"/>
+                <w:i/>
                 <w:color w:val="555555"/>
                 <w:sz w:val="16"/>
               </w:rPr>
@@ -3317,7 +3458,7 @@
             <w:r>
               <w:rPr>
                 <w:rFonts w:ascii="Courier New" w:hAnsi="Courier New"/>
-                <w:color w:val="555555"/>
+                <w:color w:val="1A1A1A"/>
                 <w:sz w:val="16"/>
               </w:rPr>
               <w:t xml:space="preserve">    POWER_MODE=$(sudo nvpmodel -q 2&gt;/dev/null | grep "NV Power Mode" | awk '{print $NF}')</w:t>
@@ -3333,7 +3474,7 @@
             <w:r>
               <w:rPr>
                 <w:rFonts w:ascii="Courier New" w:hAnsi="Courier New"/>
-                <w:color w:val="555555"/>
+                <w:color w:val="1A1A1A"/>
                 <w:sz w:val="16"/>
               </w:rPr>
               <w:t xml:space="preserve">    RAM_FREE=$(free -h | awk '/^Mem:/{print $7}')</w:t>
@@ -3365,6 +3506,7 @@
             <w:r>
               <w:rPr>
                 <w:rFonts w:ascii="Courier New" w:hAnsi="Courier New"/>
+                <w:i/>
                 <w:color w:val="555555"/>
                 <w:sz w:val="16"/>
               </w:rPr>
@@ -3444,6 +3586,7 @@
             <w:r>
               <w:rPr>
                 <w:rFonts w:ascii="Courier New" w:hAnsi="Courier New"/>
+                <w:i/>
                 <w:color w:val="555555"/>
                 <w:sz w:val="16"/>
               </w:rPr>
@@ -3508,8 +3651,12 @@
     <w:p>
       <w:pPr>
         <w:pStyle w:val="Endure-ChapterBodyText"/>
+        <w:spacing w:before="100" w:after="100"/>
       </w:pPr>
       <w:r>
+        <w:rPr>
+          <w:sz w:val="20"/>
+        </w:rPr>
         <w:t>Verifique que los aliases están disponibles:</w:t>
       </w:r>
     </w:p>
@@ -3526,7 +3673,7 @@
         <w:tc>
           <w:tcPr>
             <w:tcW w:type="dxa" w:w="8152"/>
-            <w:shd w:val="clear" w:color="auto" w:fill="F2F2F2"/>
+            <w:shd w:val="clear" w:color="auto" w:fill="EAEAEA"/>
             <w:tcBorders>
               <w:left w:val="thick" w:sz="24" w:color="1A5A6A"/>
             </w:tcBorders>
@@ -3564,6 +3711,7 @@
             <w:r>
               <w:rPr>
                 <w:rFonts w:ascii="Courier New" w:hAnsi="Courier New"/>
+                <w:i/>
                 <w:color w:val="555555"/>
                 <w:sz w:val="16"/>
               </w:rPr>
@@ -3596,6 +3744,7 @@
             <w:r>
               <w:rPr>
                 <w:rFonts w:ascii="Courier New" w:hAnsi="Courier New"/>
+                <w:i/>
                 <w:color w:val="555555"/>
                 <w:sz w:val="16"/>
               </w:rPr>
@@ -3623,7 +3772,7 @@
         <w:tc>
           <w:tcPr>
             <w:tcW w:type="dxa" w:w="8152"/>
-            <w:shd w:val="clear" w:color="auto" w:fill="F2F2F2"/>
+            <w:shd w:val="clear" w:color="auto" w:fill="EAEAEA"/>
             <w:tcBorders>
               <w:left w:val="thick" w:sz="24" w:color="1A5A6A"/>
             </w:tcBorders>
@@ -3661,6 +3810,7 @@
             <w:r>
               <w:rPr>
                 <w:rFonts w:ascii="Courier New" w:hAnsi="Courier New"/>
+                <w:i/>
                 <w:color w:val="555555"/>
                 <w:sz w:val="16"/>
               </w:rPr>
@@ -3677,6 +3827,7 @@
             <w:r>
               <w:rPr>
                 <w:rFonts w:ascii="Courier New" w:hAnsi="Courier New"/>
+                <w:i/>
                 <w:color w:val="555555"/>
                 <w:sz w:val="16"/>
               </w:rPr>
@@ -3725,6 +3876,7 @@
             <w:r>
               <w:rPr>
                 <w:rFonts w:ascii="Courier New" w:hAnsi="Courier New"/>
+                <w:i/>
                 <w:color w:val="555555"/>
                 <w:sz w:val="16"/>
               </w:rPr>
@@ -3756,6 +3908,7 @@
             <w:r>
               <w:rPr>
                 <w:rFonts w:ascii="Courier New" w:hAnsi="Courier New"/>
+                <w:i/>
                 <w:color w:val="555555"/>
                 <w:sz w:val="16"/>
               </w:rPr>
@@ -3772,6 +3925,7 @@
             <w:r>
               <w:rPr>
                 <w:rFonts w:ascii="Courier New" w:hAnsi="Courier New"/>
+                <w:i/>
                 <w:color w:val="555555"/>
                 <w:sz w:val="16"/>
               </w:rPr>
@@ -3788,6 +3942,7 @@
             <w:r>
               <w:rPr>
                 <w:rFonts w:ascii="Courier New" w:hAnsi="Courier New"/>
+                <w:i/>
                 <w:color w:val="555555"/>
                 <w:sz w:val="16"/>
               </w:rPr>
@@ -3807,16 +3962,24 @@
         <w:pStyle w:val="Endure-Subhead"/>
         <w:keepNext/>
         <w:spacing w:before="240" w:after="60"/>
+        <w:outlineLvl w:val="1"/>
       </w:pPr>
       <w:r>
+        <w:rPr>
+          <w:sz w:val="24"/>
+        </w:rPr>
         <w:t>5.3 Herramientas Adicionales de Desarrollo</w:t>
       </w:r>
     </w:p>
     <w:p>
       <w:pPr>
         <w:pStyle w:val="Endure-FirstParagraphBodyText"/>
+        <w:spacing w:before="100" w:after="100"/>
       </w:pPr>
       <w:r>
+        <w:rPr>
+          <w:sz w:val="20"/>
+        </w:rPr>
         <w:t>Algunas herramientas no se instalaron en el Capítulo 1 porque no eran críticas para el primer arranque. Instálelas ahora:</w:t>
       </w:r>
     </w:p>
@@ -3833,7 +3996,7 @@
         <w:tc>
           <w:tcPr>
             <w:tcW w:type="dxa" w:w="8152"/>
-            <w:shd w:val="clear" w:color="auto" w:fill="F2F2F2"/>
+            <w:shd w:val="clear" w:color="auto" w:fill="EAEAEA"/>
             <w:tcBorders>
               <w:left w:val="thick" w:sz="24" w:color="1A5A6A"/>
             </w:tcBorders>
@@ -3903,6 +4066,7 @@
             <w:r>
               <w:rPr>
                 <w:rFonts w:ascii="Courier New" w:hAnsi="Courier New"/>
+                <w:i/>
                 <w:color w:val="555555"/>
                 <w:sz w:val="16"/>
               </w:rPr>
@@ -3919,6 +4083,7 @@
             <w:r>
               <w:rPr>
                 <w:rFonts w:ascii="Courier New" w:hAnsi="Courier New"/>
+                <w:i/>
                 <w:color w:val="555555"/>
                 <w:sz w:val="16"/>
               </w:rPr>
@@ -3935,6 +4100,7 @@
             <w:r>
               <w:rPr>
                 <w:rFonts w:ascii="Courier New" w:hAnsi="Courier New"/>
+                <w:i/>
                 <w:color w:val="555555"/>
                 <w:sz w:val="16"/>
               </w:rPr>
@@ -3951,6 +4117,7 @@
             <w:r>
               <w:rPr>
                 <w:rFonts w:ascii="Courier New" w:hAnsi="Courier New"/>
+                <w:i/>
                 <w:color w:val="555555"/>
                 <w:sz w:val="16"/>
               </w:rPr>
@@ -3967,6 +4134,7 @@
             <w:r>
               <w:rPr>
                 <w:rFonts w:ascii="Courier New" w:hAnsi="Courier New"/>
+                <w:i/>
                 <w:color w:val="555555"/>
                 <w:sz w:val="16"/>
               </w:rPr>
@@ -3983,6 +4151,7 @@
             <w:r>
               <w:rPr>
                 <w:rFonts w:ascii="Courier New" w:hAnsi="Courier New"/>
+                <w:i/>
                 <w:color w:val="555555"/>
                 <w:sz w:val="16"/>
               </w:rPr>
@@ -3999,6 +4168,7 @@
             <w:r>
               <w:rPr>
                 <w:rFonts w:ascii="Courier New" w:hAnsi="Courier New"/>
+                <w:i/>
                 <w:color w:val="555555"/>
                 <w:sz w:val="16"/>
               </w:rPr>
@@ -4015,6 +4185,7 @@
             <w:r>
               <w:rPr>
                 <w:rFonts w:ascii="Courier New" w:hAnsi="Courier New"/>
+                <w:i/>
                 <w:color w:val="555555"/>
                 <w:sz w:val="16"/>
               </w:rPr>
@@ -4031,6 +4202,7 @@
             <w:r>
               <w:rPr>
                 <w:rFonts w:ascii="Courier New" w:hAnsi="Courier New"/>
+                <w:i/>
                 <w:color w:val="555555"/>
                 <w:sz w:val="16"/>
               </w:rPr>
@@ -4047,6 +4219,7 @@
             <w:r>
               <w:rPr>
                 <w:rFonts w:ascii="Courier New" w:hAnsi="Courier New"/>
+                <w:i/>
                 <w:color w:val="555555"/>
                 <w:sz w:val="16"/>
               </w:rPr>
@@ -4063,6 +4236,7 @@
             <w:r>
               <w:rPr>
                 <w:rFonts w:ascii="Courier New" w:hAnsi="Courier New"/>
+                <w:i/>
                 <w:color w:val="555555"/>
                 <w:sz w:val="16"/>
               </w:rPr>
@@ -4079,6 +4253,7 @@
             <w:r>
               <w:rPr>
                 <w:rFonts w:ascii="Courier New" w:hAnsi="Courier New"/>
+                <w:i/>
                 <w:color w:val="555555"/>
                 <w:sz w:val="16"/>
               </w:rPr>
@@ -4096,10 +4271,12 @@
     <w:p>
       <w:pPr>
         <w:pStyle w:val="Endure-ChapterBodyText"/>
+        <w:spacing w:before="100" w:after="100"/>
       </w:pPr>
       <w:r>
         <w:rPr>
           <w:b/>
+          <w:sz w:val="20"/>
         </w:rPr>
         <w:t>Por qué cada grupo:</w:t>
       </w:r>
@@ -4115,20 +4292,38 @@
         <w:gridCol w:w="4076"/>
       </w:tblGrid>
       <w:tr>
+        <w:trPr>
+          <w:trHeight w:val="453" w:hRule="atLeast"/>
+          <w:tblHeader/>
+        </w:trPr>
         <w:tc>
           <w:tcPr>
             <w:tcW w:type="dxa" w:w="4076"/>
             <w:shd w:val="clear" w:color="auto" w:fill="1A5A6A"/>
+            <w:tcBorders>
+              <w:top w:val="single" w:sz="12" w:color="FFFFFF"/>
+              <w:left w:val="single" w:sz="12" w:color="FFFFFF"/>
+              <w:bottom w:val="single" w:sz="12" w:color="FFFFFF"/>
+              <w:right w:val="single" w:sz="12" w:color="FFFFFF"/>
+            </w:tcBorders>
+            <w:vAlign w:val="center"/>
+            <w:tcMar>
+              <w:top w:w="60" w:type="dxa"/>
+              <w:left w:w="120" w:type="dxa"/>
+              <w:bottom w:w="60" w:type="dxa"/>
+              <w:right w:w="80" w:type="dxa"/>
+            </w:tcMar>
           </w:tcPr>
           <w:p>
             <w:pPr>
+              <w:spacing w:before="0" w:after="0"/>
               <w:jc w:val="center"/>
             </w:pPr>
             <w:r>
               <w:rPr>
                 <w:b/>
                 <w:color w:val="FFFFFF"/>
-                <w:sz w:val="17"/>
+                <w:sz w:val="16"/>
               </w:rPr>
               <w:t>Herramienta</w:t>
             </w:r>
@@ -4138,16 +4333,30 @@
           <w:tcPr>
             <w:tcW w:type="dxa" w:w="4076"/>
             <w:shd w:val="clear" w:color="auto" w:fill="1A5A6A"/>
+            <w:tcBorders>
+              <w:top w:val="single" w:sz="12" w:color="FFFFFF"/>
+              <w:left w:val="single" w:sz="12" w:color="FFFFFF"/>
+              <w:bottom w:val="single" w:sz="12" w:color="FFFFFF"/>
+              <w:right w:val="single" w:sz="12" w:color="FFFFFF"/>
+            </w:tcBorders>
+            <w:vAlign w:val="center"/>
+            <w:tcMar>
+              <w:top w:w="60" w:type="dxa"/>
+              <w:left w:w="120" w:type="dxa"/>
+              <w:bottom w:w="60" w:type="dxa"/>
+              <w:right w:w="80" w:type="dxa"/>
+            </w:tcMar>
           </w:tcPr>
           <w:p>
             <w:pPr>
+              <w:spacing w:before="0" w:after="0"/>
               <w:jc w:val="center"/>
             </w:pPr>
             <w:r>
               <w:rPr>
                 <w:b/>
                 <w:color w:val="FFFFFF"/>
-                <w:sz w:val="17"/>
+                <w:sz w:val="16"/>
               </w:rPr>
               <w:t>Uso</w:t>
             </w:r>
@@ -4155,15 +4364,35 @@
         </w:tc>
       </w:tr>
       <w:tr>
+        <w:trPr>
+          <w:trHeight w:val="283" w:hRule="atLeast"/>
+        </w:trPr>
         <w:tc>
           <w:tcPr>
             <w:tcW w:type="dxa" w:w="4076"/>
-            <w:shd w:val="clear" w:color="auto" w:fill="F8F8F8"/>
+            <w:shd w:val="clear" w:color="auto" w:fill="EAEAEA"/>
+            <w:tcBorders>
+              <w:top w:val="single" w:sz="12" w:color="FFFFFF"/>
+              <w:left w:val="single" w:sz="12" w:color="FFFFFF"/>
+              <w:bottom w:val="single" w:sz="12" w:color="FFFFFF"/>
+              <w:right w:val="single" w:sz="12" w:color="FFFFFF"/>
+            </w:tcBorders>
+            <w:vAlign w:val="center"/>
+            <w:tcMar>
+              <w:top w:w="40" w:type="dxa"/>
+              <w:left w:w="120" w:type="dxa"/>
+              <w:bottom w:w="40" w:type="dxa"/>
+              <w:right w:w="80" w:type="dxa"/>
+            </w:tcMar>
           </w:tcPr>
           <w:p>
-            <w:r>
-              <w:rPr>
-                <w:sz w:val="17"/>
+            <w:pPr>
+              <w:spacing w:before="0" w:after="0"/>
+              <w:jc w:val="center"/>
+            </w:pPr>
+            <w:r>
+              <w:rPr>
+                <w:sz w:val="16"/>
               </w:rPr>
               <w:t>git-lfs</w:t>
             </w:r>
@@ -4172,12 +4401,29 @@
         <w:tc>
           <w:tcPr>
             <w:tcW w:type="dxa" w:w="4076"/>
-            <w:shd w:val="clear" w:color="auto" w:fill="F8F8F8"/>
+            <w:shd w:val="clear" w:color="auto" w:fill="EAEAEA"/>
+            <w:tcBorders>
+              <w:top w:val="single" w:sz="12" w:color="FFFFFF"/>
+              <w:left w:val="single" w:sz="12" w:color="FFFFFF"/>
+              <w:bottom w:val="single" w:sz="12" w:color="FFFFFF"/>
+              <w:right w:val="single" w:sz="12" w:color="FFFFFF"/>
+            </w:tcBorders>
+            <w:vAlign w:val="center"/>
+            <w:tcMar>
+              <w:top w:w="40" w:type="dxa"/>
+              <w:left w:w="120" w:type="dxa"/>
+              <w:bottom w:w="40" w:type="dxa"/>
+              <w:right w:w="80" w:type="dxa"/>
+            </w:tcMar>
           </w:tcPr>
           <w:p>
-            <w:r>
-              <w:rPr>
-                <w:sz w:val="17"/>
+            <w:pPr>
+              <w:spacing w:before="0" w:after="0"/>
+              <w:jc w:val="both"/>
+            </w:pPr>
+            <w:r>
+              <w:rPr>
+                <w:sz w:val="16"/>
               </w:rPr>
               <w:t>Clonar repositorios con modelos y archivos grandes en Git LFS</w:t>
             </w:r>
@@ -4185,15 +4431,35 @@
         </w:tc>
       </w:tr>
       <w:tr>
+        <w:trPr>
+          <w:trHeight w:val="283" w:hRule="atLeast"/>
+        </w:trPr>
         <w:tc>
           <w:tcPr>
             <w:tcW w:type="dxa" w:w="4076"/>
-            <w:shd w:val="clear" w:color="auto" w:fill="FFFFFF"/>
+            <w:shd w:val="clear" w:color="auto" w:fill="EAEAEA"/>
+            <w:tcBorders>
+              <w:top w:val="single" w:sz="12" w:color="FFFFFF"/>
+              <w:left w:val="single" w:sz="12" w:color="FFFFFF"/>
+              <w:bottom w:val="single" w:sz="12" w:color="FFFFFF"/>
+              <w:right w:val="single" w:sz="12" w:color="FFFFFF"/>
+            </w:tcBorders>
+            <w:vAlign w:val="center"/>
+            <w:tcMar>
+              <w:top w:w="40" w:type="dxa"/>
+              <w:left w:w="120" w:type="dxa"/>
+              <w:bottom w:w="40" w:type="dxa"/>
+              <w:right w:w="80" w:type="dxa"/>
+            </w:tcMar>
           </w:tcPr>
           <w:p>
-            <w:r>
-              <w:rPr>
-                <w:sz w:val="17"/>
+            <w:pPr>
+              <w:spacing w:before="0" w:after="0"/>
+              <w:jc w:val="center"/>
+            </w:pPr>
+            <w:r>
+              <w:rPr>
+                <w:sz w:val="16"/>
               </w:rPr>
               <w:t>aria2</w:t>
             </w:r>
@@ -4202,12 +4468,29 @@
         <w:tc>
           <w:tcPr>
             <w:tcW w:type="dxa" w:w="4076"/>
-            <w:shd w:val="clear" w:color="auto" w:fill="FFFFFF"/>
+            <w:shd w:val="clear" w:color="auto" w:fill="EAEAEA"/>
+            <w:tcBorders>
+              <w:top w:val="single" w:sz="12" w:color="FFFFFF"/>
+              <w:left w:val="single" w:sz="12" w:color="FFFFFF"/>
+              <w:bottom w:val="single" w:sz="12" w:color="FFFFFF"/>
+              <w:right w:val="single" w:sz="12" w:color="FFFFFF"/>
+            </w:tcBorders>
+            <w:vAlign w:val="center"/>
+            <w:tcMar>
+              <w:top w:w="40" w:type="dxa"/>
+              <w:left w:w="120" w:type="dxa"/>
+              <w:bottom w:w="40" w:type="dxa"/>
+              <w:right w:w="80" w:type="dxa"/>
+            </w:tcMar>
           </w:tcPr>
           <w:p>
-            <w:r>
-              <w:rPr>
-                <w:sz w:val="17"/>
+            <w:pPr>
+              <w:spacing w:before="0" w:after="0"/>
+              <w:jc w:val="both"/>
+            </w:pPr>
+            <w:r>
+              <w:rPr>
+                <w:sz w:val="16"/>
               </w:rPr>
               <w:t>Descargas paralelas de modelos grandes (hasta 16 hilos simultáneos)</w:t>
             </w:r>
@@ -4215,15 +4498,35 @@
         </w:tc>
       </w:tr>
       <w:tr>
+        <w:trPr>
+          <w:trHeight w:val="283" w:hRule="atLeast"/>
+        </w:trPr>
         <w:tc>
           <w:tcPr>
             <w:tcW w:type="dxa" w:w="4076"/>
-            <w:shd w:val="clear" w:color="auto" w:fill="F8F8F8"/>
+            <w:shd w:val="clear" w:color="auto" w:fill="EAEAEA"/>
+            <w:tcBorders>
+              <w:top w:val="single" w:sz="12" w:color="FFFFFF"/>
+              <w:left w:val="single" w:sz="12" w:color="FFFFFF"/>
+              <w:bottom w:val="single" w:sz="12" w:color="FFFFFF"/>
+              <w:right w:val="single" w:sz="12" w:color="FFFFFF"/>
+            </w:tcBorders>
+            <w:vAlign w:val="center"/>
+            <w:tcMar>
+              <w:top w:w="40" w:type="dxa"/>
+              <w:left w:w="120" w:type="dxa"/>
+              <w:bottom w:w="40" w:type="dxa"/>
+              <w:right w:w="80" w:type="dxa"/>
+            </w:tcMar>
           </w:tcPr>
           <w:p>
-            <w:r>
-              <w:rPr>
-                <w:sz w:val="17"/>
+            <w:pPr>
+              <w:spacing w:before="0" w:after="0"/>
+              <w:jc w:val="center"/>
+            </w:pPr>
+            <w:r>
+              <w:rPr>
+                <w:sz w:val="16"/>
               </w:rPr>
               <w:t>ffmpeg</w:t>
             </w:r>
@@ -4232,12 +4535,29 @@
         <w:tc>
           <w:tcPr>
             <w:tcW w:type="dxa" w:w="4076"/>
-            <w:shd w:val="clear" w:color="auto" w:fill="F8F8F8"/>
+            <w:shd w:val="clear" w:color="auto" w:fill="EAEAEA"/>
+            <w:tcBorders>
+              <w:top w:val="single" w:sz="12" w:color="FFFFFF"/>
+              <w:left w:val="single" w:sz="12" w:color="FFFFFF"/>
+              <w:bottom w:val="single" w:sz="12" w:color="FFFFFF"/>
+              <w:right w:val="single" w:sz="12" w:color="FFFFFF"/>
+            </w:tcBorders>
+            <w:vAlign w:val="center"/>
+            <w:tcMar>
+              <w:top w:w="40" w:type="dxa"/>
+              <w:left w:w="120" w:type="dxa"/>
+              <w:bottom w:w="40" w:type="dxa"/>
+              <w:right w:w="80" w:type="dxa"/>
+            </w:tcMar>
           </w:tcPr>
           <w:p>
-            <w:r>
-              <w:rPr>
-                <w:sz w:val="17"/>
+            <w:pPr>
+              <w:spacing w:before="0" w:after="0"/>
+              <w:jc w:val="both"/>
+            </w:pPr>
+            <w:r>
+              <w:rPr>
+                <w:sz w:val="16"/>
               </w:rPr>
               <w:t>Procesamiento de audio para Whisper STT y video para modelos multimodales</w:t>
             </w:r>
@@ -4245,15 +4565,35 @@
         </w:tc>
       </w:tr>
       <w:tr>
+        <w:trPr>
+          <w:trHeight w:val="283" w:hRule="atLeast"/>
+        </w:trPr>
         <w:tc>
           <w:tcPr>
             <w:tcW w:type="dxa" w:w="4076"/>
-            <w:shd w:val="clear" w:color="auto" w:fill="FFFFFF"/>
+            <w:shd w:val="clear" w:color="auto" w:fill="EAEAEA"/>
+            <w:tcBorders>
+              <w:top w:val="single" w:sz="12" w:color="FFFFFF"/>
+              <w:left w:val="single" w:sz="12" w:color="FFFFFF"/>
+              <w:bottom w:val="single" w:sz="12" w:color="FFFFFF"/>
+              <w:right w:val="single" w:sz="12" w:color="FFFFFF"/>
+            </w:tcBorders>
+            <w:vAlign w:val="center"/>
+            <w:tcMar>
+              <w:top w:w="40" w:type="dxa"/>
+              <w:left w:w="120" w:type="dxa"/>
+              <w:bottom w:w="40" w:type="dxa"/>
+              <w:right w:w="80" w:type="dxa"/>
+            </w:tcMar>
           </w:tcPr>
           <w:p>
-            <w:r>
-              <w:rPr>
-                <w:sz w:val="17"/>
+            <w:pPr>
+              <w:spacing w:before="0" w:after="0"/>
+              <w:jc w:val="center"/>
+            </w:pPr>
+            <w:r>
+              <w:rPr>
+                <w:sz w:val="16"/>
               </w:rPr>
               <w:t>nvtop</w:t>
             </w:r>
@@ -4262,12 +4602,29 @@
         <w:tc>
           <w:tcPr>
             <w:tcW w:type="dxa" w:w="4076"/>
-            <w:shd w:val="clear" w:color="auto" w:fill="FFFFFF"/>
+            <w:shd w:val="clear" w:color="auto" w:fill="EAEAEA"/>
+            <w:tcBorders>
+              <w:top w:val="single" w:sz="12" w:color="FFFFFF"/>
+              <w:left w:val="single" w:sz="12" w:color="FFFFFF"/>
+              <w:bottom w:val="single" w:sz="12" w:color="FFFFFF"/>
+              <w:right w:val="single" w:sz="12" w:color="FFFFFF"/>
+            </w:tcBorders>
+            <w:vAlign w:val="center"/>
+            <w:tcMar>
+              <w:top w:w="40" w:type="dxa"/>
+              <w:left w:w="120" w:type="dxa"/>
+              <w:bottom w:w="40" w:type="dxa"/>
+              <w:right w:w="80" w:type="dxa"/>
+            </w:tcMar>
           </w:tcPr>
           <w:p>
-            <w:r>
-              <w:rPr>
-                <w:sz w:val="17"/>
+            <w:pPr>
+              <w:spacing w:before="0" w:after="0"/>
+              <w:jc w:val="both"/>
+            </w:pPr>
+            <w:r>
+              <w:rPr>
+                <w:sz w:val="16"/>
               </w:rPr>
               <w:t>Monitor de GPU alternativo a jtop (vista estilo top para procesos GPU)</w:t>
             </w:r>
@@ -4275,15 +4632,35 @@
         </w:tc>
       </w:tr>
       <w:tr>
+        <w:trPr>
+          <w:trHeight w:val="283" w:hRule="atLeast"/>
+        </w:trPr>
         <w:tc>
           <w:tcPr>
             <w:tcW w:type="dxa" w:w="4076"/>
-            <w:shd w:val="clear" w:color="auto" w:fill="F8F8F8"/>
+            <w:shd w:val="clear" w:color="auto" w:fill="EAEAEA"/>
+            <w:tcBorders>
+              <w:top w:val="single" w:sz="12" w:color="FFFFFF"/>
+              <w:left w:val="single" w:sz="12" w:color="FFFFFF"/>
+              <w:bottom w:val="single" w:sz="12" w:color="FFFFFF"/>
+              <w:right w:val="single" w:sz="12" w:color="FFFFFF"/>
+            </w:tcBorders>
+            <w:vAlign w:val="center"/>
+            <w:tcMar>
+              <w:top w:w="40" w:type="dxa"/>
+              <w:left w:w="120" w:type="dxa"/>
+              <w:bottom w:w="40" w:type="dxa"/>
+              <w:right w:w="80" w:type="dxa"/>
+            </w:tcMar>
           </w:tcPr>
           <w:p>
-            <w:r>
-              <w:rPr>
-                <w:sz w:val="17"/>
+            <w:pPr>
+              <w:spacing w:before="0" w:after="0"/>
+              <w:jc w:val="center"/>
+            </w:pPr>
+            <w:r>
+              <w:rPr>
+                <w:sz w:val="16"/>
               </w:rPr>
               <w:t>libopenblas-dev</w:t>
             </w:r>
@@ -4292,12 +4669,29 @@
         <w:tc>
           <w:tcPr>
             <w:tcW w:type="dxa" w:w="4076"/>
-            <w:shd w:val="clear" w:color="auto" w:fill="F8F8F8"/>
+            <w:shd w:val="clear" w:color="auto" w:fill="EAEAEA"/>
+            <w:tcBorders>
+              <w:top w:val="single" w:sz="12" w:color="FFFFFF"/>
+              <w:left w:val="single" w:sz="12" w:color="FFFFFF"/>
+              <w:bottom w:val="single" w:sz="12" w:color="FFFFFF"/>
+              <w:right w:val="single" w:sz="12" w:color="FFFFFF"/>
+            </w:tcBorders>
+            <w:vAlign w:val="center"/>
+            <w:tcMar>
+              <w:top w:w="40" w:type="dxa"/>
+              <w:left w:w="120" w:type="dxa"/>
+              <w:bottom w:w="40" w:type="dxa"/>
+              <w:right w:w="80" w:type="dxa"/>
+            </w:tcMar>
           </w:tcPr>
           <w:p>
-            <w:r>
-              <w:rPr>
-                <w:sz w:val="17"/>
+            <w:pPr>
+              <w:spacing w:before="0" w:after="0"/>
+              <w:jc w:val="both"/>
+            </w:pPr>
+            <w:r>
+              <w:rPr>
+                <w:sz w:val="16"/>
               </w:rPr>
               <w:t>Álgebra lineal — requerido para compilar PyTorch y llama.cpp</w:t>
             </w:r>
@@ -4305,15 +4699,35 @@
         </w:tc>
       </w:tr>
       <w:tr>
+        <w:trPr>
+          <w:trHeight w:val="283" w:hRule="atLeast"/>
+        </w:trPr>
         <w:tc>
           <w:tcPr>
             <w:tcW w:type="dxa" w:w="4076"/>
-            <w:shd w:val="clear" w:color="auto" w:fill="FFFFFF"/>
+            <w:shd w:val="clear" w:color="auto" w:fill="EAEAEA"/>
+            <w:tcBorders>
+              <w:top w:val="single" w:sz="12" w:color="FFFFFF"/>
+              <w:left w:val="single" w:sz="12" w:color="FFFFFF"/>
+              <w:bottom w:val="single" w:sz="12" w:color="FFFFFF"/>
+              <w:right w:val="single" w:sz="12" w:color="FFFFFF"/>
+            </w:tcBorders>
+            <w:vAlign w:val="center"/>
+            <w:tcMar>
+              <w:top w:w="40" w:type="dxa"/>
+              <w:left w:w="120" w:type="dxa"/>
+              <w:bottom w:w="40" w:type="dxa"/>
+              <w:right w:w="80" w:type="dxa"/>
+            </w:tcMar>
           </w:tcPr>
           <w:p>
-            <w:r>
-              <w:rPr>
-                <w:sz w:val="17"/>
+            <w:pPr>
+              <w:spacing w:before="0" w:after="0"/>
+              <w:jc w:val="center"/>
+            </w:pPr>
+            <w:r>
+              <w:rPr>
+                <w:sz w:val="16"/>
               </w:rPr>
               <w:t>portaudio19-dev</w:t>
             </w:r>
@@ -4322,12 +4736,29 @@
         <w:tc>
           <w:tcPr>
             <w:tcW w:type="dxa" w:w="4076"/>
-            <w:shd w:val="clear" w:color="auto" w:fill="FFFFFF"/>
+            <w:shd w:val="clear" w:color="auto" w:fill="EAEAEA"/>
+            <w:tcBorders>
+              <w:top w:val="single" w:sz="12" w:color="FFFFFF"/>
+              <w:left w:val="single" w:sz="12" w:color="FFFFFF"/>
+              <w:bottom w:val="single" w:sz="12" w:color="FFFFFF"/>
+              <w:right w:val="single" w:sz="12" w:color="FFFFFF"/>
+            </w:tcBorders>
+            <w:vAlign w:val="center"/>
+            <w:tcMar>
+              <w:top w:w="40" w:type="dxa"/>
+              <w:left w:w="120" w:type="dxa"/>
+              <w:bottom w:w="40" w:type="dxa"/>
+              <w:right w:w="80" w:type="dxa"/>
+            </w:tcMar>
           </w:tcPr>
           <w:p>
-            <w:r>
-              <w:rPr>
-                <w:sz w:val="17"/>
+            <w:pPr>
+              <w:spacing w:before="0" w:after="0"/>
+              <w:jc w:val="both"/>
+            </w:pPr>
+            <w:r>
+              <w:rPr>
+                <w:sz w:val="16"/>
               </w:rPr>
               <w:t>Captura de audio en tiempo real para pipelines de voz</w:t>
             </w:r>
@@ -4335,15 +4766,35 @@
         </w:tc>
       </w:tr>
       <w:tr>
+        <w:trPr>
+          <w:trHeight w:val="283" w:hRule="atLeast"/>
+        </w:trPr>
         <w:tc>
           <w:tcPr>
             <w:tcW w:type="dxa" w:w="4076"/>
-            <w:shd w:val="clear" w:color="auto" w:fill="F8F8F8"/>
+            <w:shd w:val="clear" w:color="auto" w:fill="EAEAEA"/>
+            <w:tcBorders>
+              <w:top w:val="single" w:sz="12" w:color="FFFFFF"/>
+              <w:left w:val="single" w:sz="12" w:color="FFFFFF"/>
+              <w:bottom w:val="single" w:sz="12" w:color="FFFFFF"/>
+              <w:right w:val="single" w:sz="12" w:color="FFFFFF"/>
+            </w:tcBorders>
+            <w:vAlign w:val="center"/>
+            <w:tcMar>
+              <w:top w:w="40" w:type="dxa"/>
+              <w:left w:w="120" w:type="dxa"/>
+              <w:bottom w:w="40" w:type="dxa"/>
+              <w:right w:w="80" w:type="dxa"/>
+            </w:tcMar>
           </w:tcPr>
           <w:p>
-            <w:r>
-              <w:rPr>
-                <w:sz w:val="17"/>
+            <w:pPr>
+              <w:spacing w:before="0" w:after="0"/>
+              <w:jc w:val="center"/>
+            </w:pPr>
+            <w:r>
+              <w:rPr>
+                <w:sz w:val="16"/>
               </w:rPr>
               <w:t>libavcodec-dev</w:t>
             </w:r>
@@ -4352,12 +4803,29 @@
         <w:tc>
           <w:tcPr>
             <w:tcW w:type="dxa" w:w="4076"/>
-            <w:shd w:val="clear" w:color="auto" w:fill="F8F8F8"/>
+            <w:shd w:val="clear" w:color="auto" w:fill="EAEAEA"/>
+            <w:tcBorders>
+              <w:top w:val="single" w:sz="12" w:color="FFFFFF"/>
+              <w:left w:val="single" w:sz="12" w:color="FFFFFF"/>
+              <w:bottom w:val="single" w:sz="12" w:color="FFFFFF"/>
+              <w:right w:val="single" w:sz="12" w:color="FFFFFF"/>
+            </w:tcBorders>
+            <w:vAlign w:val="center"/>
+            <w:tcMar>
+              <w:top w:w="40" w:type="dxa"/>
+              <w:left w:w="120" w:type="dxa"/>
+              <w:bottom w:w="40" w:type="dxa"/>
+              <w:right w:w="80" w:type="dxa"/>
+            </w:tcMar>
           </w:tcPr>
           <w:p>
-            <w:r>
-              <w:rPr>
-                <w:sz w:val="17"/>
+            <w:pPr>
+              <w:spacing w:before="0" w:after="0"/>
+              <w:jc w:val="both"/>
+            </w:pPr>
+            <w:r>
+              <w:rPr>
+                <w:sz w:val="16"/>
               </w:rPr>
               <w:t>Codecs de video para FFmpeg Python bindings</w:t>
             </w:r>
@@ -4383,7 +4851,7 @@
         <w:tc>
           <w:tcPr>
             <w:tcW w:type="dxa" w:w="8152"/>
-            <w:shd w:val="clear" w:color="auto" w:fill="F2F2F2"/>
+            <w:shd w:val="clear" w:color="auto" w:fill="EAEAEA"/>
             <w:tcBorders>
               <w:left w:val="thick" w:sz="24" w:color="1A5A6A"/>
             </w:tcBorders>
@@ -4456,36 +4924,50 @@
         <w:pStyle w:val="Endure-Subhead"/>
         <w:keepNext/>
         <w:spacing w:before="240" w:after="60"/>
+        <w:outlineLvl w:val="1"/>
       </w:pPr>
       <w:r>
+        <w:rPr>
+          <w:sz w:val="24"/>
+        </w:rPr>
         <w:t>5.4 Entorno Virtual Python — venv `llm`</w:t>
       </w:r>
     </w:p>
     <w:p>
       <w:pPr>
         <w:pStyle w:val="Endure-FirstParagraphBodyText"/>
+        <w:spacing w:before="100" w:after="100"/>
       </w:pPr>
       <w:r>
+        <w:rPr>
+          <w:sz w:val="20"/>
+        </w:rPr>
         <w:t xml:space="preserve">Ubuntu 24.04 protege su instalación de Python del sistema y bloquea </w:t>
       </w:r>
       <w:r>
         <w:rPr>
           <w:rFonts w:ascii="Courier New" w:hAnsi="Courier New"/>
-          <w:sz w:val="17"/>
+          <w:sz w:val="16"/>
         </w:rPr>
         <w:t>pip install</w:t>
       </w:r>
       <w:r>
+        <w:rPr>
+          <w:sz w:val="20"/>
+        </w:rPr>
         <w:t xml:space="preserve"> global con el error </w:t>
       </w:r>
       <w:r>
         <w:rPr>
           <w:rFonts w:ascii="Courier New" w:hAnsi="Courier New"/>
-          <w:sz w:val="17"/>
+          <w:sz w:val="16"/>
         </w:rPr>
         <w:t>externally-managed-environment</w:t>
       </w:r>
       <w:r>
+        <w:rPr>
+          <w:sz w:val="20"/>
+        </w:rPr>
         <w:t>. La solución es crear un entorno virtual aislado donde puede instalar lo que necesite sin riesgo de romper el sistema.</w:t>
       </w:r>
     </w:p>
@@ -4494,10 +4976,11 @@
         <w:pStyle w:val="Endure-Subhead"/>
         <w:keepNext/>
         <w:spacing w:before="160" w:after="60"/>
+        <w:outlineLvl w:val="2"/>
       </w:pPr>
       <w:r>
         <w:rPr>
-          <w:sz w:val="18"/>
+          <w:sz w:val="22"/>
         </w:rPr>
         <w:t>5.4.1 Qué es y para qué sirve el venv `llm`</w:t>
       </w:r>
@@ -4515,7 +4998,7 @@
         <w:tc>
           <w:tcPr>
             <w:tcW w:type="dxa" w:w="8152"/>
-            <w:shd w:val="clear" w:color="auto" w:fill="F2F2F2"/>
+            <w:shd w:val="clear" w:color="auto" w:fill="EAEAEA"/>
             <w:tcBorders>
               <w:left w:val="thick" w:sz="24" w:color="1A5A6A"/>
             </w:tcBorders>
@@ -4536,6 +5019,7 @@
             <w:r>
               <w:rPr>
                 <w:rFonts w:ascii="Courier New" w:hAnsi="Courier New"/>
+                <w:i/>
                 <w:color w:val="555555"/>
                 <w:sz w:val="16"/>
               </w:rPr>
@@ -4552,6 +5036,7 @@
             <w:r>
               <w:rPr>
                 <w:rFonts w:ascii="Courier New" w:hAnsi="Courier New"/>
+                <w:i/>
                 <w:color w:val="555555"/>
                 <w:sz w:val="16"/>
               </w:rPr>
@@ -4568,6 +5053,7 @@
             <w:r>
               <w:rPr>
                 <w:rFonts w:ascii="Courier New" w:hAnsi="Courier New"/>
+                <w:i/>
                 <w:color w:val="555555"/>
                 <w:sz w:val="16"/>
               </w:rPr>
@@ -4584,6 +5070,7 @@
             <w:r>
               <w:rPr>
                 <w:rFonts w:ascii="Courier New" w:hAnsi="Courier New"/>
+                <w:i/>
                 <w:color w:val="555555"/>
                 <w:sz w:val="16"/>
               </w:rPr>
@@ -4600,6 +5087,7 @@
             <w:r>
               <w:rPr>
                 <w:rFonts w:ascii="Courier New" w:hAnsi="Courier New"/>
+                <w:i/>
                 <w:color w:val="555555"/>
                 <w:sz w:val="16"/>
               </w:rPr>
@@ -4616,6 +5104,7 @@
             <w:r>
               <w:rPr>
                 <w:rFonts w:ascii="Courier New" w:hAnsi="Courier New"/>
+                <w:i/>
                 <w:color w:val="555555"/>
                 <w:sz w:val="16"/>
               </w:rPr>
@@ -4632,6 +5121,7 @@
             <w:r>
               <w:rPr>
                 <w:rFonts w:ascii="Courier New" w:hAnsi="Courier New"/>
+                <w:i/>
                 <w:color w:val="555555"/>
                 <w:sz w:val="16"/>
               </w:rPr>
@@ -4648,6 +5138,7 @@
             <w:r>
               <w:rPr>
                 <w:rFonts w:ascii="Courier New" w:hAnsi="Courier New"/>
+                <w:i/>
                 <w:color w:val="555555"/>
                 <w:sz w:val="16"/>
               </w:rPr>
@@ -4664,6 +5155,7 @@
             <w:r>
               <w:rPr>
                 <w:rFonts w:ascii="Courier New" w:hAnsi="Courier New"/>
+                <w:i/>
                 <w:color w:val="555555"/>
                 <w:sz w:val="16"/>
               </w:rPr>
@@ -4680,6 +5172,7 @@
             <w:r>
               <w:rPr>
                 <w:rFonts w:ascii="Courier New" w:hAnsi="Courier New"/>
+                <w:i/>
                 <w:color w:val="555555"/>
                 <w:sz w:val="16"/>
               </w:rPr>
@@ -4697,10 +5190,12 @@
     <w:p>
       <w:pPr>
         <w:pStyle w:val="Endure-ChapterBodyText"/>
+        <w:spacing w:before="100" w:after="100"/>
       </w:pPr>
       <w:r>
         <w:rPr>
           <w:b/>
+          <w:sz w:val="20"/>
         </w:rPr>
         <w:t>Cuándo activar el venv:</w:t>
       </w:r>
@@ -4708,74 +5203,89 @@
     <w:p>
       <w:pPr>
         <w:pStyle w:val="Endure-ChapterBodyText"/>
-        <w:spacing w:before="20" w:after="20"/>
+        <w:spacing w:before="40" w:after="40"/>
         <w:ind w:left="360" w:hanging="216"/>
       </w:pPr>
       <w:r>
         <w:rPr>
-          <w:sz w:val="18"/>
+          <w:sz w:val="20"/>
         </w:rPr>
         <w:t xml:space="preserve">• </w:t>
       </w:r>
       <w:r>
+        <w:rPr>
+          <w:sz w:val="20"/>
+        </w:rPr>
         <w:t xml:space="preserve">Antes de </w:t>
       </w:r>
       <w:r>
         <w:rPr>
           <w:rFonts w:ascii="Courier New" w:hAnsi="Courier New"/>
-          <w:sz w:val="17"/>
+          <w:sz w:val="16"/>
         </w:rPr>
         <w:t>pip install</w:t>
       </w:r>
       <w:r>
+        <w:rPr>
+          <w:sz w:val="20"/>
+        </w:rPr>
         <w:t xml:space="preserve"> de cualquier paquete</w:t>
       </w:r>
     </w:p>
     <w:p>
       <w:pPr>
         <w:pStyle w:val="Endure-ChapterBodyText"/>
-        <w:spacing w:before="20" w:after="20"/>
+        <w:spacing w:before="40" w:after="40"/>
         <w:ind w:left="360" w:hanging="216"/>
       </w:pPr>
       <w:r>
         <w:rPr>
-          <w:sz w:val="18"/>
+          <w:sz w:val="20"/>
         </w:rPr>
         <w:t xml:space="preserve">• </w:t>
       </w:r>
       <w:r>
+        <w:rPr>
+          <w:sz w:val="20"/>
+        </w:rPr>
         <w:t>Antes de ejecutar scripts Python que usen PyTorch</w:t>
       </w:r>
     </w:p>
     <w:p>
       <w:pPr>
         <w:pStyle w:val="Endure-ChapterBodyText"/>
-        <w:spacing w:before="20" w:after="20"/>
+        <w:spacing w:before="40" w:after="40"/>
         <w:ind w:left="360" w:hanging="216"/>
       </w:pPr>
       <w:r>
         <w:rPr>
-          <w:sz w:val="18"/>
+          <w:sz w:val="20"/>
         </w:rPr>
         <w:t xml:space="preserve">• </w:t>
       </w:r>
       <w:r>
+        <w:rPr>
+          <w:sz w:val="20"/>
+        </w:rPr>
         <w:t xml:space="preserve">Antes de </w:t>
       </w:r>
       <w:r>
         <w:rPr>
           <w:rFonts w:ascii="Courier New" w:hAnsi="Courier New"/>
-          <w:sz w:val="17"/>
+          <w:sz w:val="16"/>
         </w:rPr>
         <w:t>hf download</w:t>
       </w:r>
       <w:r>
+        <w:rPr>
+          <w:sz w:val="20"/>
+        </w:rPr>
         <w:t xml:space="preserve"> o </w:t>
       </w:r>
       <w:r>
         <w:rPr>
           <w:rFonts w:ascii="Courier New" w:hAnsi="Courier New"/>
-          <w:sz w:val="17"/>
+          <w:sz w:val="16"/>
         </w:rPr>
         <w:t>hf auth login</w:t>
       </w:r>
@@ -4783,16 +5293,19 @@
     <w:p>
       <w:pPr>
         <w:pStyle w:val="Endure-ChapterBodyText"/>
-        <w:spacing w:before="20" w:after="20"/>
+        <w:spacing w:before="40" w:after="40"/>
         <w:ind w:left="360" w:hanging="216"/>
       </w:pPr>
       <w:r>
         <w:rPr>
-          <w:sz w:val="18"/>
+          <w:sz w:val="20"/>
         </w:rPr>
         <w:t xml:space="preserve">• </w:t>
       </w:r>
       <w:r>
+        <w:rPr>
+          <w:sz w:val="20"/>
+        </w:rPr>
         <w:t>Al ejecutar Jetson Device Skills o BSP Skills (Capítulo 13)</w:t>
       </w:r>
     </w:p>
@@ -4804,10 +5317,12 @@
     <w:p>
       <w:pPr>
         <w:pStyle w:val="Endure-ChapterBodyText"/>
+        <w:spacing w:before="100" w:after="100"/>
       </w:pPr>
       <w:r>
         <w:rPr>
           <w:b/>
+          <w:sz w:val="20"/>
         </w:rPr>
         <w:t>Cuándo NO es necesario:</w:t>
       </w:r>
@@ -4815,174 +5330,219 @@
     <w:p>
       <w:pPr>
         <w:pStyle w:val="Endure-ChapterBodyText"/>
-        <w:spacing w:before="20" w:after="20"/>
+        <w:spacing w:before="40" w:after="40"/>
         <w:ind w:left="360" w:hanging="216"/>
       </w:pPr>
       <w:r>
         <w:rPr>
-          <w:sz w:val="18"/>
+          <w:sz w:val="20"/>
         </w:rPr>
         <w:t xml:space="preserve">• </w:t>
       </w:r>
       <w:r>
+        <w:rPr>
+          <w:sz w:val="20"/>
+        </w:rPr>
         <w:t>Comandos Docker (</w:t>
       </w:r>
       <w:r>
         <w:rPr>
           <w:rFonts w:ascii="Courier New" w:hAnsi="Courier New"/>
-          <w:sz w:val="17"/>
+          <w:sz w:val="16"/>
         </w:rPr>
         <w:t>docker run</w:t>
       </w:r>
       <w:r>
+        <w:rPr>
+          <w:sz w:val="20"/>
+        </w:rPr>
         <w:t xml:space="preserve">, </w:t>
       </w:r>
       <w:r>
         <w:rPr>
           <w:rFonts w:ascii="Courier New" w:hAnsi="Courier New"/>
-          <w:sz w:val="17"/>
+          <w:sz w:val="16"/>
         </w:rPr>
         <w:t>docker ps</w:t>
       </w:r>
       <w:r>
+        <w:rPr>
+          <w:sz w:val="20"/>
+        </w:rPr>
         <w:t>, etc.)</w:t>
       </w:r>
     </w:p>
     <w:p>
       <w:pPr>
         <w:pStyle w:val="Endure-ChapterBodyText"/>
-        <w:spacing w:before="20" w:after="20"/>
+        <w:spacing w:before="40" w:after="40"/>
         <w:ind w:left="360" w:hanging="216"/>
       </w:pPr>
       <w:r>
         <w:rPr>
-          <w:sz w:val="18"/>
+          <w:sz w:val="20"/>
         </w:rPr>
         <w:t xml:space="preserve">• </w:t>
       </w:r>
       <w:r>
+        <w:rPr>
+          <w:sz w:val="20"/>
+        </w:rPr>
         <w:t>Ollama (</w:t>
       </w:r>
       <w:r>
         <w:rPr>
           <w:rFonts w:ascii="Courier New" w:hAnsi="Courier New"/>
-          <w:sz w:val="17"/>
+          <w:sz w:val="16"/>
         </w:rPr>
         <w:t>ollama run</w:t>
       </w:r>
       <w:r>
+        <w:rPr>
+          <w:sz w:val="20"/>
+        </w:rPr>
         <w:t xml:space="preserve">, </w:t>
       </w:r>
       <w:r>
         <w:rPr>
           <w:rFonts w:ascii="Courier New" w:hAnsi="Courier New"/>
-          <w:sz w:val="17"/>
+          <w:sz w:val="16"/>
         </w:rPr>
         <w:t>ollama pull</w:t>
       </w:r>
       <w:r>
+        <w:rPr>
+          <w:sz w:val="20"/>
+        </w:rPr>
         <w:t>)</w:t>
       </w:r>
     </w:p>
     <w:p>
       <w:pPr>
         <w:pStyle w:val="Endure-ChapterBodyText"/>
-        <w:spacing w:before="20" w:after="20"/>
+        <w:spacing w:before="40" w:after="40"/>
         <w:ind w:left="360" w:hanging="216"/>
       </w:pPr>
       <w:r>
         <w:rPr>
-          <w:sz w:val="18"/>
+          <w:sz w:val="20"/>
         </w:rPr>
         <w:t xml:space="preserve">• </w:t>
       </w:r>
       <w:r>
+        <w:rPr>
+          <w:sz w:val="20"/>
+        </w:rPr>
         <w:t>OpenClaw (</w:t>
       </w:r>
       <w:r>
         <w:rPr>
           <w:rFonts w:ascii="Courier New" w:hAnsi="Courier New"/>
-          <w:sz w:val="17"/>
+          <w:sz w:val="16"/>
         </w:rPr>
         <w:t>openclaw</w:t>
       </w:r>
       <w:r>
+        <w:rPr>
+          <w:sz w:val="20"/>
+        </w:rPr>
         <w:t xml:space="preserve">, </w:t>
       </w:r>
       <w:r>
         <w:rPr>
           <w:rFonts w:ascii="Courier New" w:hAnsi="Courier New"/>
-          <w:sz w:val="17"/>
+          <w:sz w:val="16"/>
         </w:rPr>
         <w:t>claw-*</w:t>
       </w:r>
       <w:r>
+        <w:rPr>
+          <w:sz w:val="20"/>
+        </w:rPr>
         <w:t>)</w:t>
       </w:r>
     </w:p>
     <w:p>
       <w:pPr>
         <w:pStyle w:val="Endure-ChapterBodyText"/>
-        <w:spacing w:before="20" w:after="20"/>
+        <w:spacing w:before="40" w:after="40"/>
         <w:ind w:left="360" w:hanging="216"/>
       </w:pPr>
       <w:r>
         <w:rPr>
-          <w:sz w:val="18"/>
+          <w:sz w:val="20"/>
         </w:rPr>
         <w:t xml:space="preserve">• </w:t>
       </w:r>
       <w:r>
+        <w:rPr>
+          <w:sz w:val="20"/>
+        </w:rPr>
         <w:t>Comandos de sistema (</w:t>
       </w:r>
       <w:r>
         <w:rPr>
           <w:rFonts w:ascii="Courier New" w:hAnsi="Courier New"/>
-          <w:sz w:val="17"/>
+          <w:sz w:val="16"/>
         </w:rPr>
         <w:t>ssh</w:t>
       </w:r>
       <w:r>
+        <w:rPr>
+          <w:sz w:val="20"/>
+        </w:rPr>
         <w:t xml:space="preserve">, </w:t>
       </w:r>
       <w:r>
         <w:rPr>
           <w:rFonts w:ascii="Courier New" w:hAnsi="Courier New"/>
-          <w:sz w:val="17"/>
+          <w:sz w:val="16"/>
         </w:rPr>
         <w:t>tmux</w:t>
       </w:r>
       <w:r>
+        <w:rPr>
+          <w:sz w:val="20"/>
+        </w:rPr>
         <w:t xml:space="preserve">, </w:t>
       </w:r>
       <w:r>
         <w:rPr>
           <w:rFonts w:ascii="Courier New" w:hAnsi="Courier New"/>
-          <w:sz w:val="17"/>
+          <w:sz w:val="16"/>
         </w:rPr>
         <w:t>git</w:t>
       </w:r>
       <w:r>
+        <w:rPr>
+          <w:sz w:val="20"/>
+        </w:rPr>
         <w:t xml:space="preserve">, </w:t>
       </w:r>
       <w:r>
         <w:rPr>
           <w:rFonts w:ascii="Courier New" w:hAnsi="Courier New"/>
-          <w:sz w:val="17"/>
+          <w:sz w:val="16"/>
         </w:rPr>
         <w:t>curl</w:t>
       </w:r>
       <w:r>
+        <w:rPr>
+          <w:sz w:val="20"/>
+        </w:rPr>
         <w:t xml:space="preserve">, </w:t>
       </w:r>
       <w:r>
         <w:rPr>
           <w:rFonts w:ascii="Courier New" w:hAnsi="Courier New"/>
-          <w:sz w:val="17"/>
+          <w:sz w:val="16"/>
         </w:rPr>
         <w:t>htop</w:t>
       </w:r>
       <w:r>
+        <w:rPr>
+          <w:sz w:val="20"/>
+        </w:rPr>
         <w:t>)</w:t>
       </w:r>
     </w:p>
@@ -4996,10 +5556,11 @@
         <w:pStyle w:val="Endure-Subhead"/>
         <w:keepNext/>
         <w:spacing w:before="160" w:after="60"/>
+        <w:outlineLvl w:val="2"/>
       </w:pPr>
       <w:r>
         <w:rPr>
-          <w:sz w:val="18"/>
+          <w:sz w:val="22"/>
         </w:rPr>
         <w:t>5.4.2 Crear el venv</w:t>
       </w:r>
@@ -5017,7 +5578,7 @@
         <w:tc>
           <w:tcPr>
             <w:tcW w:type="dxa" w:w="8152"/>
-            <w:shd w:val="clear" w:color="auto" w:fill="F2F2F2"/>
+            <w:shd w:val="clear" w:color="auto" w:fill="EAEAEA"/>
             <w:tcBorders>
               <w:left w:val="thick" w:sz="24" w:color="1A5A6A"/>
             </w:tcBorders>
@@ -5082,7 +5643,7 @@
         <w:tc>
           <w:tcPr>
             <w:tcW w:type="dxa" w:w="8152"/>
-            <w:shd w:val="clear" w:color="auto" w:fill="F2F2F2"/>
+            <w:shd w:val="clear" w:color="auto" w:fill="EAEAEA"/>
             <w:tcBorders>
               <w:left w:val="thick" w:sz="24" w:color="1A5A6A"/>
             </w:tcBorders>
@@ -5120,6 +5681,7 @@
             <w:r>
               <w:rPr>
                 <w:rFonts w:ascii="Courier New" w:hAnsi="Courier New"/>
+                <w:i/>
                 <w:color w:val="555555"/>
                 <w:sz w:val="16"/>
               </w:rPr>
@@ -5147,7 +5709,7 @@
         <w:tc>
           <w:tcPr>
             <w:tcW w:type="dxa" w:w="8152"/>
-            <w:shd w:val="clear" w:color="auto" w:fill="F2F2F2"/>
+            <w:shd w:val="clear" w:color="auto" w:fill="EAEAEA"/>
             <w:tcBorders>
               <w:left w:val="thick" w:sz="24" w:color="1A5A6A"/>
             </w:tcBorders>
@@ -5250,8 +5812,12 @@
     <w:p>
       <w:pPr>
         <w:pStyle w:val="Endure-ChapterBodyText"/>
+        <w:spacing w:before="100" w:after="100"/>
       </w:pPr>
       <w:r>
+        <w:rPr>
+          <w:sz w:val="20"/>
+        </w:rPr>
         <w:t>El prompt cambia al activar:</w:t>
       </w:r>
     </w:p>
@@ -5268,7 +5834,7 @@
         <w:tc>
           <w:tcPr>
             <w:tcW w:type="dxa" w:w="8152"/>
-            <w:shd w:val="clear" w:color="auto" w:fill="F2F2F2"/>
+            <w:shd w:val="clear" w:color="auto" w:fill="EAEAEA"/>
             <w:tcBorders>
               <w:left w:val="thick" w:sz="24" w:color="1A5A6A"/>
             </w:tcBorders>
@@ -5289,6 +5855,7 @@
             <w:r>
               <w:rPr>
                 <w:rFonts w:ascii="Courier New" w:hAnsi="Courier New"/>
+                <w:i/>
                 <w:color w:val="555555"/>
                 <w:sz w:val="16"/>
               </w:rPr>
@@ -5316,7 +5883,7 @@
         <w:tc>
           <w:tcPr>
             <w:tcW w:type="dxa" w:w="8152"/>
-            <w:shd w:val="clear" w:color="auto" w:fill="F2F2F2"/>
+            <w:shd w:val="clear" w:color="auto" w:fill="EAEAEA"/>
             <w:tcBorders>
               <w:left w:val="thick" w:sz="24" w:color="1A5A6A"/>
             </w:tcBorders>
@@ -5381,7 +5948,7 @@
         <w:tc>
           <w:tcPr>
             <w:tcW w:type="dxa" w:w="8152"/>
-            <w:shd w:val="clear" w:color="auto" w:fill="F2F2F2"/>
+            <w:shd w:val="clear" w:color="auto" w:fill="EAEAEA"/>
             <w:tcBorders>
               <w:left w:val="thick" w:sz="24" w:color="1A5A6A"/>
             </w:tcBorders>
@@ -5419,6 +5986,7 @@
             <w:r>
               <w:rPr>
                 <w:rFonts w:ascii="Courier New" w:hAnsi="Courier New"/>
+                <w:i/>
                 <w:color w:val="555555"/>
                 <w:sz w:val="16"/>
               </w:rPr>
@@ -5438,10 +6006,11 @@
         <w:pStyle w:val="Endure-Subhead"/>
         <w:keepNext/>
         <w:spacing w:before="160" w:after="60"/>
+        <w:outlineLvl w:val="2"/>
       </w:pPr>
       <w:r>
         <w:rPr>
-          <w:sz w:val="18"/>
+          <w:sz w:val="22"/>
         </w:rPr>
         <w:t>5.4.3 Instalar paquetes base</w:t>
       </w:r>
@@ -5459,7 +6028,7 @@
         <w:tc>
           <w:tcPr>
             <w:tcW w:type="dxa" w:w="8152"/>
-            <w:shd w:val="clear" w:color="auto" w:fill="F2F2F2"/>
+            <w:shd w:val="clear" w:color="auto" w:fill="EAEAEA"/>
             <w:tcBorders>
               <w:left w:val="thick" w:sz="24" w:color="1A5A6A"/>
             </w:tcBorders>
@@ -5530,6 +6099,7 @@
             <w:r>
               <w:rPr>
                 <w:rFonts w:ascii="Courier New" w:hAnsi="Courier New"/>
+                <w:i/>
                 <w:color w:val="555555"/>
                 <w:sz w:val="16"/>
               </w:rPr>
@@ -5546,6 +6116,7 @@
             <w:r>
               <w:rPr>
                 <w:rFonts w:ascii="Courier New" w:hAnsi="Courier New"/>
+                <w:i/>
                 <w:color w:val="555555"/>
                 <w:sz w:val="16"/>
               </w:rPr>
@@ -5562,6 +6133,7 @@
             <w:r>
               <w:rPr>
                 <w:rFonts w:ascii="Courier New" w:hAnsi="Courier New"/>
+                <w:i/>
                 <w:color w:val="555555"/>
                 <w:sz w:val="16"/>
               </w:rPr>
@@ -5578,6 +6150,7 @@
             <w:r>
               <w:rPr>
                 <w:rFonts w:ascii="Courier New" w:hAnsi="Courier New"/>
+                <w:i/>
                 <w:color w:val="555555"/>
                 <w:sz w:val="16"/>
               </w:rPr>
@@ -5594,6 +6167,7 @@
             <w:r>
               <w:rPr>
                 <w:rFonts w:ascii="Courier New" w:hAnsi="Courier New"/>
+                <w:i/>
                 <w:color w:val="555555"/>
                 <w:sz w:val="16"/>
               </w:rPr>
@@ -5610,6 +6184,7 @@
             <w:r>
               <w:rPr>
                 <w:rFonts w:ascii="Courier New" w:hAnsi="Courier New"/>
+                <w:i/>
                 <w:color w:val="555555"/>
                 <w:sz w:val="16"/>
               </w:rPr>
@@ -5626,6 +6201,7 @@
             <w:r>
               <w:rPr>
                 <w:rFonts w:ascii="Courier New" w:hAnsi="Courier New"/>
+                <w:i/>
                 <w:color w:val="555555"/>
                 <w:sz w:val="16"/>
               </w:rPr>
@@ -5674,14 +6250,19 @@
     <w:p>
       <w:pPr>
         <w:pStyle w:val="Endure-ChapterBodyText"/>
+        <w:spacing w:before="100" w:after="100"/>
       </w:pPr>
       <w:r>
         <w:rPr>
           <w:b/>
+          <w:sz w:val="20"/>
         </w:rPr>
         <w:t>Tiempo estimado:</w:t>
       </w:r>
       <w:r>
+        <w:rPr>
+          <w:sz w:val="20"/>
+        </w:rPr>
         <w:t xml:space="preserve"> 2–3 minutos.</w:t>
       </w:r>
     </w:p>
@@ -5731,7 +6312,7 @@
             <w:r>
               <w:rPr>
                 <w:rFonts w:ascii="Courier New" w:hAnsi="Courier New"/>
-                <w:sz w:val="17"/>
+                <w:sz w:val="16"/>
               </w:rPr>
               <w:t>pip install torch</w:t>
             </w:r>
@@ -5752,10 +6333,11 @@
         <w:pStyle w:val="Endure-Subhead"/>
         <w:keepNext/>
         <w:spacing w:before="160" w:after="60"/>
+        <w:outlineLvl w:val="2"/>
       </w:pPr>
       <w:r>
         <w:rPr>
-          <w:sz w:val="18"/>
+          <w:sz w:val="22"/>
         </w:rPr>
         <w:t>5.4.4 Autenticar HuggingFace en el venv</w:t>
       </w:r>
@@ -5773,7 +6355,7 @@
         <w:tc>
           <w:tcPr>
             <w:tcW w:type="dxa" w:w="8152"/>
-            <w:shd w:val="clear" w:color="auto" w:fill="F2F2F2"/>
+            <w:shd w:val="clear" w:color="auto" w:fill="EAEAEA"/>
             <w:tcBorders>
               <w:left w:val="thick" w:sz="24" w:color="1A5A6A"/>
             </w:tcBorders>
@@ -5828,6 +6410,7 @@
             <w:r>
               <w:rPr>
                 <w:rFonts w:ascii="Courier New" w:hAnsi="Courier New"/>
+                <w:i/>
                 <w:color w:val="555555"/>
                 <w:sz w:val="16"/>
               </w:rPr>
@@ -5855,7 +6438,7 @@
         <w:tc>
           <w:tcPr>
             <w:tcW w:type="dxa" w:w="8152"/>
-            <w:shd w:val="clear" w:color="auto" w:fill="F2F2F2"/>
+            <w:shd w:val="clear" w:color="auto" w:fill="EAEAEA"/>
             <w:tcBorders>
               <w:left w:val="thick" w:sz="24" w:color="1A5A6A"/>
             </w:tcBorders>
@@ -5893,6 +6476,7 @@
             <w:r>
               <w:rPr>
                 <w:rFonts w:ascii="Courier New" w:hAnsi="Courier New"/>
+                <w:i/>
                 <w:color w:val="555555"/>
                 <w:sz w:val="16"/>
               </w:rPr>
@@ -5909,6 +6493,7 @@
             <w:r>
               <w:rPr>
                 <w:rFonts w:ascii="Courier New" w:hAnsi="Courier New"/>
+                <w:i/>
                 <w:color w:val="555555"/>
                 <w:sz w:val="16"/>
               </w:rPr>
@@ -5925,6 +6510,7 @@
             <w:r>
               <w:rPr>
                 <w:rFonts w:ascii="Courier New" w:hAnsi="Courier New"/>
+                <w:i/>
                 <w:color w:val="555555"/>
                 <w:sz w:val="16"/>
               </w:rPr>
@@ -5952,7 +6538,7 @@
         <w:tc>
           <w:tcPr>
             <w:tcW w:type="dxa" w:w="8152"/>
-            <w:shd w:val="clear" w:color="auto" w:fill="F2F2F2"/>
+            <w:shd w:val="clear" w:color="auto" w:fill="EAEAEA"/>
             <w:tcBorders>
               <w:left w:val="thick" w:sz="24" w:color="1A5A6A"/>
             </w:tcBorders>
@@ -5990,6 +6576,7 @@
             <w:r>
               <w:rPr>
                 <w:rFonts w:ascii="Courier New" w:hAnsi="Courier New"/>
+                <w:i/>
                 <w:color w:val="555555"/>
                 <w:sz w:val="16"/>
               </w:rPr>
@@ -6006,6 +6593,7 @@
             <w:r>
               <w:rPr>
                 <w:rFonts w:ascii="Courier New" w:hAnsi="Courier New"/>
+                <w:i/>
                 <w:color w:val="555555"/>
                 <w:sz w:val="16"/>
               </w:rPr>
@@ -6033,7 +6621,7 @@
         <w:tc>
           <w:tcPr>
             <w:tcW w:type="dxa" w:w="8152"/>
-            <w:shd w:val="clear" w:color="auto" w:fill="F2F2F2"/>
+            <w:shd w:val="clear" w:color="auto" w:fill="EAEAEA"/>
             <w:tcBorders>
               <w:left w:val="thick" w:sz="24" w:color="1A5A6A"/>
             </w:tcBorders>
@@ -6071,6 +6659,7 @@
             <w:r>
               <w:rPr>
                 <w:rFonts w:ascii="Courier New" w:hAnsi="Courier New"/>
+                <w:i/>
                 <w:color w:val="555555"/>
                 <w:sz w:val="16"/>
               </w:rPr>
@@ -6087,6 +6676,7 @@
             <w:r>
               <w:rPr>
                 <w:rFonts w:ascii="Courier New" w:hAnsi="Courier New"/>
+                <w:i/>
                 <w:color w:val="555555"/>
                 <w:sz w:val="16"/>
               </w:rPr>
@@ -6114,7 +6704,7 @@
         <w:tc>
           <w:tcPr>
             <w:tcW w:type="dxa" w:w="8152"/>
-            <w:shd w:val="clear" w:color="auto" w:fill="F2F2F2"/>
+            <w:shd w:val="clear" w:color="auto" w:fill="EAEAEA"/>
             <w:tcBorders>
               <w:left w:val="thick" w:sz="24" w:color="1A5A6A"/>
             </w:tcBorders>
@@ -6152,6 +6742,7 @@
             <w:r>
               <w:rPr>
                 <w:rFonts w:ascii="Courier New" w:hAnsi="Courier New"/>
+                <w:i/>
                 <w:color w:val="555555"/>
                 <w:sz w:val="16"/>
               </w:rPr>
@@ -6171,36 +6762,50 @@
         <w:pStyle w:val="Endure-Subhead"/>
         <w:keepNext/>
         <w:spacing w:before="240" w:after="60"/>
+        <w:outlineLvl w:val="1"/>
       </w:pPr>
       <w:r>
+        <w:rPr>
+          <w:sz w:val="24"/>
+        </w:rPr>
         <w:t>5.5 Script de Auditoría Completa del Sistema</w:t>
       </w:r>
     </w:p>
     <w:p>
       <w:pPr>
         <w:pStyle w:val="Endure-FirstParagraphBodyText"/>
+        <w:spacing w:before="100" w:after="100"/>
       </w:pPr>
       <w:r>
+        <w:rPr>
+          <w:sz w:val="20"/>
+        </w:rPr>
         <w:t xml:space="preserve">La función </w:t>
       </w:r>
       <w:r>
         <w:rPr>
           <w:rFonts w:ascii="Courier New" w:hAnsi="Courier New"/>
-          <w:sz w:val="17"/>
+          <w:sz w:val="16"/>
         </w:rPr>
         <w:t>jetson-audit</w:t>
       </w:r>
       <w:r>
+        <w:rPr>
+          <w:sz w:val="20"/>
+        </w:rPr>
         <w:t xml:space="preserve"> ya está en </w:t>
       </w:r>
       <w:r>
         <w:rPr>
           <w:rFonts w:ascii="Courier New" w:hAnsi="Courier New"/>
-          <w:sz w:val="17"/>
+          <w:sz w:val="16"/>
         </w:rPr>
         <w:t>~/.bashrc</w:t>
       </w:r>
       <w:r>
+        <w:rPr>
+          <w:sz w:val="20"/>
+        </w:rPr>
         <w:t xml:space="preserve"> (sección 5.2). Pruébela ahora para verificar el estado base del sistema antes de instalar los componentes de inferencia:</w:t>
       </w:r>
     </w:p>
@@ -6217,7 +6822,7 @@
         <w:tc>
           <w:tcPr>
             <w:tcW w:type="dxa" w:w="8152"/>
-            <w:shd w:val="clear" w:color="auto" w:fill="F2F2F2"/>
+            <w:shd w:val="clear" w:color="auto" w:fill="EAEAEA"/>
             <w:tcBorders>
               <w:left w:val="thick" w:sz="24" w:color="1A5A6A"/>
             </w:tcBorders>
@@ -6282,7 +6887,7 @@
         <w:tc>
           <w:tcPr>
             <w:tcW w:type="dxa" w:w="8152"/>
-            <w:shd w:val="clear" w:color="auto" w:fill="F2F2F2"/>
+            <w:shd w:val="clear" w:color="auto" w:fill="EAEAEA"/>
             <w:tcBorders>
               <w:left w:val="thick" w:sz="24" w:color="1A5A6A"/>
             </w:tcBorders>
@@ -6320,6 +6925,7 @@
             <w:r>
               <w:rPr>
                 <w:rFonts w:ascii="Courier New" w:hAnsi="Courier New"/>
+                <w:i/>
                 <w:color w:val="555555"/>
                 <w:sz w:val="16"/>
               </w:rPr>
@@ -6336,6 +6942,7 @@
             <w:r>
               <w:rPr>
                 <w:rFonts w:ascii="Courier New" w:hAnsi="Courier New"/>
+                <w:i/>
                 <w:color w:val="555555"/>
                 <w:sz w:val="16"/>
               </w:rPr>
@@ -6352,6 +6959,7 @@
             <w:r>
               <w:rPr>
                 <w:rFonts w:ascii="Courier New" w:hAnsi="Courier New"/>
+                <w:i/>
                 <w:color w:val="555555"/>
                 <w:sz w:val="16"/>
               </w:rPr>
@@ -6383,6 +6991,7 @@
             <w:r>
               <w:rPr>
                 <w:rFonts w:ascii="Courier New" w:hAnsi="Courier New"/>
+                <w:i/>
                 <w:color w:val="555555"/>
                 <w:sz w:val="16"/>
               </w:rPr>
@@ -6399,6 +7008,7 @@
             <w:r>
               <w:rPr>
                 <w:rFonts w:ascii="Courier New" w:hAnsi="Courier New"/>
+                <w:i/>
                 <w:color w:val="555555"/>
                 <w:sz w:val="16"/>
               </w:rPr>
@@ -6415,6 +7025,7 @@
             <w:r>
               <w:rPr>
                 <w:rFonts w:ascii="Courier New" w:hAnsi="Courier New"/>
+                <w:i/>
                 <w:color w:val="555555"/>
                 <w:sz w:val="16"/>
               </w:rPr>
@@ -6446,6 +7057,7 @@
             <w:r>
               <w:rPr>
                 <w:rFonts w:ascii="Courier New" w:hAnsi="Courier New"/>
+                <w:i/>
                 <w:color w:val="555555"/>
                 <w:sz w:val="16"/>
               </w:rPr>
@@ -6462,6 +7074,7 @@
             <w:r>
               <w:rPr>
                 <w:rFonts w:ascii="Courier New" w:hAnsi="Courier New"/>
+                <w:i/>
                 <w:color w:val="555555"/>
                 <w:sz w:val="16"/>
               </w:rPr>
@@ -6478,6 +7091,7 @@
             <w:r>
               <w:rPr>
                 <w:rFonts w:ascii="Courier New" w:hAnsi="Courier New"/>
+                <w:i/>
                 <w:color w:val="555555"/>
                 <w:sz w:val="16"/>
               </w:rPr>
@@ -6494,6 +7108,7 @@
             <w:r>
               <w:rPr>
                 <w:rFonts w:ascii="Courier New" w:hAnsi="Courier New"/>
+                <w:i/>
                 <w:color w:val="555555"/>
                 <w:sz w:val="16"/>
               </w:rPr>
@@ -6525,6 +7140,7 @@
             <w:r>
               <w:rPr>
                 <w:rFonts w:ascii="Courier New" w:hAnsi="Courier New"/>
+                <w:i/>
                 <w:color w:val="555555"/>
                 <w:sz w:val="16"/>
               </w:rPr>
@@ -6541,6 +7157,7 @@
             <w:r>
               <w:rPr>
                 <w:rFonts w:ascii="Courier New" w:hAnsi="Courier New"/>
+                <w:i/>
                 <w:color w:val="555555"/>
                 <w:sz w:val="16"/>
               </w:rPr>
@@ -6572,6 +7189,7 @@
             <w:r>
               <w:rPr>
                 <w:rFonts w:ascii="Courier New" w:hAnsi="Courier New"/>
+                <w:i/>
                 <w:color w:val="555555"/>
                 <w:sz w:val="16"/>
               </w:rPr>
@@ -6588,6 +7206,7 @@
             <w:r>
               <w:rPr>
                 <w:rFonts w:ascii="Courier New" w:hAnsi="Courier New"/>
+                <w:i/>
                 <w:color w:val="555555"/>
                 <w:sz w:val="16"/>
               </w:rPr>
@@ -6619,6 +7238,7 @@
             <w:r>
               <w:rPr>
                 <w:rFonts w:ascii="Courier New" w:hAnsi="Courier New"/>
+                <w:i/>
                 <w:color w:val="555555"/>
                 <w:sz w:val="16"/>
               </w:rPr>
@@ -6635,6 +7255,7 @@
             <w:r>
               <w:rPr>
                 <w:rFonts w:ascii="Courier New" w:hAnsi="Courier New"/>
+                <w:i/>
                 <w:color w:val="555555"/>
                 <w:sz w:val="16"/>
               </w:rPr>
@@ -6666,6 +7287,7 @@
             <w:r>
               <w:rPr>
                 <w:rFonts w:ascii="Courier New" w:hAnsi="Courier New"/>
+                <w:i/>
                 <w:color w:val="555555"/>
                 <w:sz w:val="16"/>
               </w:rPr>
@@ -6682,6 +7304,7 @@
             <w:r>
               <w:rPr>
                 <w:rFonts w:ascii="Courier New" w:hAnsi="Courier New"/>
+                <w:i/>
                 <w:color w:val="555555"/>
                 <w:sz w:val="16"/>
               </w:rPr>
@@ -6698,6 +7321,7 @@
             <w:r>
               <w:rPr>
                 <w:rFonts w:ascii="Courier New" w:hAnsi="Courier New"/>
+                <w:i/>
                 <w:color w:val="555555"/>
                 <w:sz w:val="16"/>
               </w:rPr>
@@ -6714,6 +7338,7 @@
             <w:r>
               <w:rPr>
                 <w:rFonts w:ascii="Courier New" w:hAnsi="Courier New"/>
+                <w:i/>
                 <w:color w:val="555555"/>
                 <w:sz w:val="16"/>
               </w:rPr>
@@ -6745,6 +7370,7 @@
             <w:r>
               <w:rPr>
                 <w:rFonts w:ascii="Courier New" w:hAnsi="Courier New"/>
+                <w:i/>
                 <w:color w:val="555555"/>
                 <w:sz w:val="16"/>
               </w:rPr>
@@ -6761,6 +7387,7 @@
             <w:r>
               <w:rPr>
                 <w:rFonts w:ascii="Courier New" w:hAnsi="Courier New"/>
+                <w:i/>
                 <w:color w:val="555555"/>
                 <w:sz w:val="16"/>
               </w:rPr>
@@ -6777,6 +7404,7 @@
             <w:r>
               <w:rPr>
                 <w:rFonts w:ascii="Courier New" w:hAnsi="Courier New"/>
+                <w:i/>
                 <w:color w:val="555555"/>
                 <w:sz w:val="16"/>
               </w:rPr>
@@ -6793,6 +7421,7 @@
             <w:r>
               <w:rPr>
                 <w:rFonts w:ascii="Courier New" w:hAnsi="Courier New"/>
+                <w:i/>
                 <w:color w:val="555555"/>
                 <w:sz w:val="16"/>
               </w:rPr>
@@ -6824,6 +7453,7 @@
             <w:r>
               <w:rPr>
                 <w:rFonts w:ascii="Courier New" w:hAnsi="Courier New"/>
+                <w:i/>
                 <w:color w:val="555555"/>
                 <w:sz w:val="16"/>
               </w:rPr>
@@ -6840,6 +7470,7 @@
             <w:r>
               <w:rPr>
                 <w:rFonts w:ascii="Courier New" w:hAnsi="Courier New"/>
+                <w:i/>
                 <w:color w:val="555555"/>
                 <w:sz w:val="16"/>
               </w:rPr>
@@ -6871,6 +7502,7 @@
             <w:r>
               <w:rPr>
                 <w:rFonts w:ascii="Courier New" w:hAnsi="Courier New"/>
+                <w:i/>
                 <w:color w:val="555555"/>
                 <w:sz w:val="16"/>
               </w:rPr>
@@ -6888,8 +7520,12 @@
     <w:p>
       <w:pPr>
         <w:pStyle w:val="Endure-ChapterBodyText"/>
+        <w:spacing w:before="100" w:after="100"/>
       </w:pPr>
       <w:r>
+        <w:rPr>
+          <w:sz w:val="20"/>
+        </w:rPr>
         <w:t>Un sistema en estado limpio muestra ~51 GB libres, sin contenedores activos y todos los endpoints offline — exactamente lo que se busca antes de elegir qué modelo cargar.</w:t>
       </w:r>
     </w:p>
@@ -6898,8 +7534,12 @@
         <w:pStyle w:val="Endure-Subhead"/>
         <w:keepNext/>
         <w:spacing w:before="240" w:after="60"/>
+        <w:outlineLvl w:val="1"/>
       </w:pPr>
       <w:r>
+        <w:rPr>
+          <w:sz w:val="24"/>
+        </w:rPr>
         <w:t>5.6 Verificación Final del Capítulo</w:t>
       </w:r>
     </w:p>
@@ -6916,7 +7556,7 @@
         <w:tc>
           <w:tcPr>
             <w:tcW w:type="dxa" w:w="8152"/>
-            <w:shd w:val="clear" w:color="auto" w:fill="F2F2F2"/>
+            <w:shd w:val="clear" w:color="auto" w:fill="EAEAEA"/>
             <w:tcBorders>
               <w:left w:val="thick" w:sz="24" w:color="1A5A6A"/>
             </w:tcBorders>
@@ -7065,6 +7705,7 @@
             <w:r>
               <w:rPr>
                 <w:rFonts w:ascii="Courier New" w:hAnsi="Courier New"/>
+                <w:i/>
                 <w:color w:val="555555"/>
                 <w:sz w:val="16"/>
               </w:rPr>
@@ -7081,6 +7722,7 @@
             <w:r>
               <w:rPr>
                 <w:rFonts w:ascii="Courier New" w:hAnsi="Courier New"/>
+                <w:i/>
                 <w:color w:val="555555"/>
                 <w:sz w:val="16"/>
               </w:rPr>
@@ -7097,6 +7739,7 @@
             <w:r>
               <w:rPr>
                 <w:rFonts w:ascii="Courier New" w:hAnsi="Courier New"/>
+                <w:i/>
                 <w:color w:val="555555"/>
                 <w:sz w:val="16"/>
               </w:rPr>
@@ -7113,6 +7756,7 @@
             <w:r>
               <w:rPr>
                 <w:rFonts w:ascii="Courier New" w:hAnsi="Courier New"/>
+                <w:i/>
                 <w:color w:val="555555"/>
                 <w:sz w:val="16"/>
               </w:rPr>
@@ -7176,6 +7820,7 @@
             <w:r>
               <w:rPr>
                 <w:rFonts w:ascii="Courier New" w:hAnsi="Courier New"/>
+                <w:i/>
                 <w:color w:val="555555"/>
                 <w:sz w:val="16"/>
               </w:rPr>
@@ -7192,6 +7837,7 @@
             <w:r>
               <w:rPr>
                 <w:rFonts w:ascii="Courier New" w:hAnsi="Courier New"/>
+                <w:i/>
                 <w:color w:val="555555"/>
                 <w:sz w:val="16"/>
               </w:rPr>
@@ -7208,6 +7854,7 @@
             <w:r>
               <w:rPr>
                 <w:rFonts w:ascii="Courier New" w:hAnsi="Courier New"/>
+                <w:i/>
                 <w:color w:val="555555"/>
                 <w:sz w:val="16"/>
               </w:rPr>
@@ -7287,6 +7934,7 @@
             <w:r>
               <w:rPr>
                 <w:rFonts w:ascii="Courier New" w:hAnsi="Courier New"/>
+                <w:i/>
                 <w:color w:val="555555"/>
                 <w:sz w:val="16"/>
               </w:rPr>
@@ -7303,6 +7951,7 @@
             <w:r>
               <w:rPr>
                 <w:rFonts w:ascii="Courier New" w:hAnsi="Courier New"/>
+                <w:i/>
                 <w:color w:val="555555"/>
                 <w:sz w:val="16"/>
               </w:rPr>
@@ -7335,6 +7984,7 @@
             <w:r>
               <w:rPr>
                 <w:rFonts w:ascii="Courier New" w:hAnsi="Courier New"/>
+                <w:i/>
                 <w:color w:val="555555"/>
                 <w:sz w:val="16"/>
               </w:rPr>
@@ -7351,6 +8001,7 @@
             <w:r>
               <w:rPr>
                 <w:rFonts w:ascii="Courier New" w:hAnsi="Courier New"/>
+                <w:i/>
                 <w:color w:val="555555"/>
                 <w:sz w:val="16"/>
               </w:rPr>
@@ -7414,6 +8065,7 @@
             <w:r>
               <w:rPr>
                 <w:rFonts w:ascii="Courier New" w:hAnsi="Courier New"/>
+                <w:i/>
                 <w:color w:val="555555"/>
                 <w:sz w:val="16"/>
               </w:rPr>
@@ -7430,6 +8082,7 @@
             <w:r>
               <w:rPr>
                 <w:rFonts w:ascii="Courier New" w:hAnsi="Courier New"/>
+                <w:i/>
                 <w:color w:val="555555"/>
                 <w:sz w:val="16"/>
               </w:rPr>
@@ -7446,6 +8099,7 @@
             <w:r>
               <w:rPr>
                 <w:rFonts w:ascii="Courier New" w:hAnsi="Courier New"/>
+                <w:i/>
                 <w:color w:val="555555"/>
                 <w:sz w:val="16"/>
               </w:rPr>
@@ -7568,7 +8222,7 @@
         <w:tc>
           <w:tcPr>
             <w:tcW w:type="dxa" w:w="8152"/>
-            <w:shd w:val="clear" w:color="auto" w:fill="F2F2F2"/>
+            <w:shd w:val="clear" w:color="auto" w:fill="EAEAEA"/>
             <w:tcBorders>
               <w:left w:val="thick" w:sz="24" w:color="1A5A6A"/>
             </w:tcBorders>
@@ -7606,6 +8260,7 @@
             <w:r>
               <w:rPr>
                 <w:rFonts w:ascii="Courier New" w:hAnsi="Courier New"/>
+                <w:i/>
                 <w:color w:val="555555"/>
                 <w:sz w:val="16"/>
               </w:rPr>
@@ -7622,6 +8277,7 @@
             <w:r>
               <w:rPr>
                 <w:rFonts w:ascii="Courier New" w:hAnsi="Courier New"/>
+                <w:i/>
                 <w:color w:val="555555"/>
                 <w:sz w:val="16"/>
               </w:rPr>
@@ -7638,6 +8294,7 @@
             <w:r>
               <w:rPr>
                 <w:rFonts w:ascii="Courier New" w:hAnsi="Courier New"/>
+                <w:i/>
                 <w:color w:val="555555"/>
                 <w:sz w:val="16"/>
               </w:rPr>
@@ -7669,6 +8326,7 @@
             <w:r>
               <w:rPr>
                 <w:rFonts w:ascii="Courier New" w:hAnsi="Courier New"/>
+                <w:i/>
                 <w:color w:val="555555"/>
                 <w:sz w:val="16"/>
               </w:rPr>
@@ -7685,6 +8343,7 @@
             <w:r>
               <w:rPr>
                 <w:rFonts w:ascii="Courier New" w:hAnsi="Courier New"/>
+                <w:i/>
                 <w:color w:val="555555"/>
                 <w:sz w:val="16"/>
               </w:rPr>
@@ -7701,6 +8360,7 @@
             <w:r>
               <w:rPr>
                 <w:rFonts w:ascii="Courier New" w:hAnsi="Courier New"/>
+                <w:i/>
                 <w:color w:val="555555"/>
                 <w:sz w:val="16"/>
               </w:rPr>
@@ -7717,6 +8377,7 @@
             <w:r>
               <w:rPr>
                 <w:rFonts w:ascii="Courier New" w:hAnsi="Courier New"/>
+                <w:i/>
                 <w:color w:val="555555"/>
                 <w:sz w:val="16"/>
               </w:rPr>
@@ -7749,6 +8410,7 @@
             <w:r>
               <w:rPr>
                 <w:rFonts w:ascii="Courier New" w:hAnsi="Courier New"/>
+                <w:i/>
                 <w:color w:val="555555"/>
                 <w:sz w:val="16"/>
               </w:rPr>
@@ -7780,6 +8442,7 @@
             <w:r>
               <w:rPr>
                 <w:rFonts w:ascii="Courier New" w:hAnsi="Courier New"/>
+                <w:i/>
                 <w:color w:val="555555"/>
                 <w:sz w:val="16"/>
               </w:rPr>
@@ -7796,6 +8459,7 @@
             <w:r>
               <w:rPr>
                 <w:rFonts w:ascii="Courier New" w:hAnsi="Courier New"/>
+                <w:i/>
                 <w:color w:val="555555"/>
                 <w:sz w:val="16"/>
               </w:rPr>
@@ -7812,6 +8476,7 @@
             <w:r>
               <w:rPr>
                 <w:rFonts w:ascii="Courier New" w:hAnsi="Courier New"/>
+                <w:i/>
                 <w:color w:val="555555"/>
                 <w:sz w:val="16"/>
               </w:rPr>
@@ -7828,6 +8493,7 @@
             <w:r>
               <w:rPr>
                 <w:rFonts w:ascii="Courier New" w:hAnsi="Courier New"/>
+                <w:i/>
                 <w:color w:val="555555"/>
                 <w:sz w:val="16"/>
               </w:rPr>
@@ -7860,6 +8526,7 @@
             <w:r>
               <w:rPr>
                 <w:rFonts w:ascii="Courier New" w:hAnsi="Courier New"/>
+                <w:i/>
                 <w:color w:val="555555"/>
                 <w:sz w:val="16"/>
               </w:rPr>
@@ -7876,6 +8543,7 @@
             <w:r>
               <w:rPr>
                 <w:rFonts w:ascii="Courier New" w:hAnsi="Courier New"/>
+                <w:i/>
                 <w:color w:val="555555"/>
                 <w:sz w:val="16"/>
               </w:rPr>
@@ -7907,6 +8575,7 @@
             <w:r>
               <w:rPr>
                 <w:rFonts w:ascii="Courier New" w:hAnsi="Courier New"/>
+                <w:i/>
                 <w:color w:val="555555"/>
                 <w:sz w:val="16"/>
               </w:rPr>
@@ -7923,6 +8592,7 @@
             <w:r>
               <w:rPr>
                 <w:rFonts w:ascii="Courier New" w:hAnsi="Courier New"/>
+                <w:i/>
                 <w:color w:val="555555"/>
                 <w:sz w:val="16"/>
               </w:rPr>
@@ -7939,6 +8609,7 @@
             <w:r>
               <w:rPr>
                 <w:rFonts w:ascii="Courier New" w:hAnsi="Courier New"/>
+                <w:i/>
                 <w:color w:val="555555"/>
                 <w:sz w:val="16"/>
               </w:rPr>
@@ -7970,6 +8641,7 @@
             <w:r>
               <w:rPr>
                 <w:rFonts w:ascii="Courier New" w:hAnsi="Courier New"/>
+                <w:i/>
                 <w:color w:val="555555"/>
                 <w:sz w:val="16"/>
               </w:rPr>
@@ -7986,6 +8658,7 @@
             <w:r>
               <w:rPr>
                 <w:rFonts w:ascii="Courier New" w:hAnsi="Courier New"/>
+                <w:i/>
                 <w:color w:val="555555"/>
                 <w:sz w:val="16"/>
               </w:rPr>
@@ -8017,6 +8690,7 @@
             <w:r>
               <w:rPr>
                 <w:rFonts w:ascii="Courier New" w:hAnsi="Courier New"/>
+                <w:i/>
                 <w:color w:val="555555"/>
                 <w:sz w:val="16"/>
               </w:rPr>
@@ -8033,6 +8707,7 @@
             <w:r>
               <w:rPr>
                 <w:rFonts w:ascii="Courier New" w:hAnsi="Courier New"/>
+                <w:i/>
                 <w:color w:val="555555"/>
                 <w:sz w:val="16"/>
               </w:rPr>
@@ -8049,6 +8724,7 @@
             <w:r>
               <w:rPr>
                 <w:rFonts w:ascii="Courier New" w:hAnsi="Courier New"/>
+                <w:i/>
                 <w:color w:val="555555"/>
                 <w:sz w:val="16"/>
               </w:rPr>
@@ -8065,6 +8741,7 @@
             <w:r>
               <w:rPr>
                 <w:rFonts w:ascii="Courier New" w:hAnsi="Courier New"/>
+                <w:i/>
                 <w:color w:val="555555"/>
                 <w:sz w:val="16"/>
               </w:rPr>
@@ -8091,20 +8768,38 @@
         <w:gridCol w:w="2717"/>
       </w:tblGrid>
       <w:tr>
+        <w:trPr>
+          <w:trHeight w:val="453" w:hRule="atLeast"/>
+          <w:tblHeader/>
+        </w:trPr>
         <w:tc>
           <w:tcPr>
             <w:tcW w:type="dxa" w:w="2717"/>
             <w:shd w:val="clear" w:color="auto" w:fill="1A5A6A"/>
+            <w:tcBorders>
+              <w:top w:val="single" w:sz="12" w:color="FFFFFF"/>
+              <w:left w:val="single" w:sz="12" w:color="FFFFFF"/>
+              <w:bottom w:val="single" w:sz="12" w:color="FFFFFF"/>
+              <w:right w:val="single" w:sz="12" w:color="FFFFFF"/>
+            </w:tcBorders>
+            <w:vAlign w:val="center"/>
+            <w:tcMar>
+              <w:top w:w="60" w:type="dxa"/>
+              <w:left w:w="120" w:type="dxa"/>
+              <w:bottom w:w="60" w:type="dxa"/>
+              <w:right w:w="80" w:type="dxa"/>
+            </w:tcMar>
           </w:tcPr>
           <w:p>
             <w:pPr>
+              <w:spacing w:before="0" w:after="0"/>
               <w:jc w:val="center"/>
             </w:pPr>
             <w:r>
               <w:rPr>
                 <w:b/>
                 <w:color w:val="FFFFFF"/>
-                <w:sz w:val="17"/>
+                <w:sz w:val="16"/>
               </w:rPr>
               <w:t>Error</w:t>
             </w:r>
@@ -8114,16 +8809,30 @@
           <w:tcPr>
             <w:tcW w:type="dxa" w:w="2717"/>
             <w:shd w:val="clear" w:color="auto" w:fill="1A5A6A"/>
+            <w:tcBorders>
+              <w:top w:val="single" w:sz="12" w:color="FFFFFF"/>
+              <w:left w:val="single" w:sz="12" w:color="FFFFFF"/>
+              <w:bottom w:val="single" w:sz="12" w:color="FFFFFF"/>
+              <w:right w:val="single" w:sz="12" w:color="FFFFFF"/>
+            </w:tcBorders>
+            <w:vAlign w:val="center"/>
+            <w:tcMar>
+              <w:top w:w="60" w:type="dxa"/>
+              <w:left w:w="120" w:type="dxa"/>
+              <w:bottom w:w="60" w:type="dxa"/>
+              <w:right w:w="80" w:type="dxa"/>
+            </w:tcMar>
           </w:tcPr>
           <w:p>
             <w:pPr>
+              <w:spacing w:before="0" w:after="0"/>
               <w:jc w:val="center"/>
             </w:pPr>
             <w:r>
               <w:rPr>
                 <w:b/>
                 <w:color w:val="FFFFFF"/>
-                <w:sz w:val="17"/>
+                <w:sz w:val="16"/>
               </w:rPr>
               <w:t>Causa</w:t>
             </w:r>
@@ -8133,16 +8842,30 @@
           <w:tcPr>
             <w:tcW w:type="dxa" w:w="2717"/>
             <w:shd w:val="clear" w:color="auto" w:fill="1A5A6A"/>
+            <w:tcBorders>
+              <w:top w:val="single" w:sz="12" w:color="FFFFFF"/>
+              <w:left w:val="single" w:sz="12" w:color="FFFFFF"/>
+              <w:bottom w:val="single" w:sz="12" w:color="FFFFFF"/>
+              <w:right w:val="single" w:sz="12" w:color="FFFFFF"/>
+            </w:tcBorders>
+            <w:vAlign w:val="center"/>
+            <w:tcMar>
+              <w:top w:w="60" w:type="dxa"/>
+              <w:left w:w="120" w:type="dxa"/>
+              <w:bottom w:w="60" w:type="dxa"/>
+              <w:right w:w="80" w:type="dxa"/>
+            </w:tcMar>
           </w:tcPr>
           <w:p>
             <w:pPr>
+              <w:spacing w:before="0" w:after="0"/>
               <w:jc w:val="center"/>
             </w:pPr>
             <w:r>
               <w:rPr>
                 <w:b/>
                 <w:color w:val="FFFFFF"/>
-                <w:sz w:val="17"/>
+                <w:sz w:val="16"/>
               </w:rPr>
               <w:t>Solución</w:t>
             </w:r>
@@ -8150,15 +8873,35 @@
         </w:tc>
       </w:tr>
       <w:tr>
+        <w:trPr>
+          <w:trHeight w:val="283" w:hRule="atLeast"/>
+        </w:trPr>
         <w:tc>
           <w:tcPr>
             <w:tcW w:type="dxa" w:w="2717"/>
-            <w:shd w:val="clear" w:color="auto" w:fill="F8F8F8"/>
+            <w:shd w:val="clear" w:color="auto" w:fill="EAEAEA"/>
+            <w:tcBorders>
+              <w:top w:val="single" w:sz="12" w:color="FFFFFF"/>
+              <w:left w:val="single" w:sz="12" w:color="FFFFFF"/>
+              <w:bottom w:val="single" w:sz="12" w:color="FFFFFF"/>
+              <w:right w:val="single" w:sz="12" w:color="FFFFFF"/>
+            </w:tcBorders>
+            <w:vAlign w:val="center"/>
+            <w:tcMar>
+              <w:top w:w="40" w:type="dxa"/>
+              <w:left w:w="120" w:type="dxa"/>
+              <w:bottom w:w="40" w:type="dxa"/>
+              <w:right w:w="80" w:type="dxa"/>
+            </w:tcMar>
           </w:tcPr>
           <w:p>
-            <w:r>
-              <w:rPr>
-                <w:sz w:val="17"/>
+            <w:pPr>
+              <w:spacing w:before="0" w:after="0"/>
+              <w:jc w:val="center"/>
+            </w:pPr>
+            <w:r>
+              <w:rPr>
+                <w:sz w:val="16"/>
               </w:rPr>
               <w:t>Aliases no disponibles</w:t>
             </w:r>
@@ -8167,12 +8910,29 @@
         <w:tc>
           <w:tcPr>
             <w:tcW w:type="dxa" w:w="2717"/>
-            <w:shd w:val="clear" w:color="auto" w:fill="F8F8F8"/>
+            <w:shd w:val="clear" w:color="auto" w:fill="EAEAEA"/>
+            <w:tcBorders>
+              <w:top w:val="single" w:sz="12" w:color="FFFFFF"/>
+              <w:left w:val="single" w:sz="12" w:color="FFFFFF"/>
+              <w:bottom w:val="single" w:sz="12" w:color="FFFFFF"/>
+              <w:right w:val="single" w:sz="12" w:color="FFFFFF"/>
+            </w:tcBorders>
+            <w:vAlign w:val="center"/>
+            <w:tcMar>
+              <w:top w:w="40" w:type="dxa"/>
+              <w:left w:w="120" w:type="dxa"/>
+              <w:bottom w:w="40" w:type="dxa"/>
+              <w:right w:w="80" w:type="dxa"/>
+            </w:tcMar>
           </w:tcPr>
           <w:p>
-            <w:r>
-              <w:rPr>
-                <w:sz w:val="17"/>
+            <w:pPr>
+              <w:spacing w:before="0" w:after="0"/>
+              <w:jc w:val="center"/>
+            </w:pPr>
+            <w:r>
+              <w:rPr>
+                <w:sz w:val="16"/>
               </w:rPr>
               <w:t>source ~/.bashrc no ejecutado</w:t>
             </w:r>
@@ -8181,12 +8941,29 @@
         <w:tc>
           <w:tcPr>
             <w:tcW w:type="dxa" w:w="2717"/>
-            <w:shd w:val="clear" w:color="auto" w:fill="F8F8F8"/>
+            <w:shd w:val="clear" w:color="auto" w:fill="EAEAEA"/>
+            <w:tcBorders>
+              <w:top w:val="single" w:sz="12" w:color="FFFFFF"/>
+              <w:left w:val="single" w:sz="12" w:color="FFFFFF"/>
+              <w:bottom w:val="single" w:sz="12" w:color="FFFFFF"/>
+              <w:right w:val="single" w:sz="12" w:color="FFFFFF"/>
+            </w:tcBorders>
+            <w:vAlign w:val="center"/>
+            <w:tcMar>
+              <w:top w:w="40" w:type="dxa"/>
+              <w:left w:w="120" w:type="dxa"/>
+              <w:bottom w:w="40" w:type="dxa"/>
+              <w:right w:w="80" w:type="dxa"/>
+            </w:tcMar>
           </w:tcPr>
           <w:p>
-            <w:r>
-              <w:rPr>
-                <w:sz w:val="17"/>
+            <w:pPr>
+              <w:spacing w:before="0" w:after="0"/>
+              <w:jc w:val="center"/>
+            </w:pPr>
+            <w:r>
+              <w:rPr>
+                <w:sz w:val="16"/>
               </w:rPr>
               <w:t>source ~/.bashrc</w:t>
             </w:r>
@@ -8194,15 +8971,35 @@
         </w:tc>
       </w:tr>
       <w:tr>
+        <w:trPr>
+          <w:trHeight w:val="283" w:hRule="atLeast"/>
+        </w:trPr>
         <w:tc>
           <w:tcPr>
             <w:tcW w:type="dxa" w:w="2717"/>
-            <w:shd w:val="clear" w:color="auto" w:fill="FFFFFF"/>
+            <w:shd w:val="clear" w:color="auto" w:fill="EAEAEA"/>
+            <w:tcBorders>
+              <w:top w:val="single" w:sz="12" w:color="FFFFFF"/>
+              <w:left w:val="single" w:sz="12" w:color="FFFFFF"/>
+              <w:bottom w:val="single" w:sz="12" w:color="FFFFFF"/>
+              <w:right w:val="single" w:sz="12" w:color="FFFFFF"/>
+            </w:tcBorders>
+            <w:vAlign w:val="center"/>
+            <w:tcMar>
+              <w:top w:w="40" w:type="dxa"/>
+              <w:left w:w="120" w:type="dxa"/>
+              <w:bottom w:w="40" w:type="dxa"/>
+              <w:right w:w="80" w:type="dxa"/>
+            </w:tcMar>
           </w:tcPr>
           <w:p>
-            <w:r>
-              <w:rPr>
-                <w:sz w:val="17"/>
+            <w:pPr>
+              <w:spacing w:before="0" w:after="0"/>
+              <w:jc w:val="center"/>
+            </w:pPr>
+            <w:r>
+              <w:rPr>
+                <w:sz w:val="16"/>
               </w:rPr>
               <w:t>venv no creado</w:t>
             </w:r>
@@ -8211,12 +9008,29 @@
         <w:tc>
           <w:tcPr>
             <w:tcW w:type="dxa" w:w="2717"/>
-            <w:shd w:val="clear" w:color="auto" w:fill="FFFFFF"/>
+            <w:shd w:val="clear" w:color="auto" w:fill="EAEAEA"/>
+            <w:tcBorders>
+              <w:top w:val="single" w:sz="12" w:color="FFFFFF"/>
+              <w:left w:val="single" w:sz="12" w:color="FFFFFF"/>
+              <w:bottom w:val="single" w:sz="12" w:color="FFFFFF"/>
+              <w:right w:val="single" w:sz="12" w:color="FFFFFF"/>
+            </w:tcBorders>
+            <w:vAlign w:val="center"/>
+            <w:tcMar>
+              <w:top w:w="40" w:type="dxa"/>
+              <w:left w:w="120" w:type="dxa"/>
+              <w:bottom w:w="40" w:type="dxa"/>
+              <w:right w:w="80" w:type="dxa"/>
+            </w:tcMar>
           </w:tcPr>
           <w:p>
-            <w:r>
-              <w:rPr>
-                <w:sz w:val="17"/>
+            <w:pPr>
+              <w:spacing w:before="0" w:after="0"/>
+              <w:jc w:val="center"/>
+            </w:pPr>
+            <w:r>
+              <w:rPr>
+                <w:sz w:val="16"/>
               </w:rPr>
               <w:t>Paso 5.4.2 omitido</w:t>
             </w:r>
@@ -8225,12 +9039,29 @@
         <w:tc>
           <w:tcPr>
             <w:tcW w:type="dxa" w:w="2717"/>
-            <w:shd w:val="clear" w:color="auto" w:fill="FFFFFF"/>
+            <w:shd w:val="clear" w:color="auto" w:fill="EAEAEA"/>
+            <w:tcBorders>
+              <w:top w:val="single" w:sz="12" w:color="FFFFFF"/>
+              <w:left w:val="single" w:sz="12" w:color="FFFFFF"/>
+              <w:bottom w:val="single" w:sz="12" w:color="FFFFFF"/>
+              <w:right w:val="single" w:sz="12" w:color="FFFFFF"/>
+            </w:tcBorders>
+            <w:vAlign w:val="center"/>
+            <w:tcMar>
+              <w:top w:w="40" w:type="dxa"/>
+              <w:left w:w="120" w:type="dxa"/>
+              <w:bottom w:w="40" w:type="dxa"/>
+              <w:right w:w="80" w:type="dxa"/>
+            </w:tcMar>
           </w:tcPr>
           <w:p>
-            <w:r>
-              <w:rPr>
-                <w:sz w:val="17"/>
+            <w:pPr>
+              <w:spacing w:before="0" w:after="0"/>
+              <w:jc w:val="center"/>
+            </w:pPr>
+            <w:r>
+              <w:rPr>
+                <w:sz w:val="16"/>
               </w:rPr>
               <w:t>python3 -m venv ~/venvs/llm</w:t>
             </w:r>
@@ -8238,15 +9069,35 @@
         </w:tc>
       </w:tr>
       <w:tr>
+        <w:trPr>
+          <w:trHeight w:val="283" w:hRule="atLeast"/>
+        </w:trPr>
         <w:tc>
           <w:tcPr>
             <w:tcW w:type="dxa" w:w="2717"/>
-            <w:shd w:val="clear" w:color="auto" w:fill="F8F8F8"/>
+            <w:shd w:val="clear" w:color="auto" w:fill="EAEAEA"/>
+            <w:tcBorders>
+              <w:top w:val="single" w:sz="12" w:color="FFFFFF"/>
+              <w:left w:val="single" w:sz="12" w:color="FFFFFF"/>
+              <w:bottom w:val="single" w:sz="12" w:color="FFFFFF"/>
+              <w:right w:val="single" w:sz="12" w:color="FFFFFF"/>
+            </w:tcBorders>
+            <w:vAlign w:val="center"/>
+            <w:tcMar>
+              <w:top w:w="40" w:type="dxa"/>
+              <w:left w:w="120" w:type="dxa"/>
+              <w:bottom w:w="40" w:type="dxa"/>
+              <w:right w:w="80" w:type="dxa"/>
+            </w:tcMar>
           </w:tcPr>
           <w:p>
-            <w:r>
-              <w:rPr>
-                <w:sz w:val="17"/>
+            <w:pPr>
+              <w:spacing w:before="0" w:after="0"/>
+              <w:jc w:val="center"/>
+            </w:pPr>
+            <w:r>
+              <w:rPr>
+                <w:sz w:val="16"/>
               </w:rPr>
               <w:t>hf no en venv</w:t>
             </w:r>
@@ -8255,12 +9106,29 @@
         <w:tc>
           <w:tcPr>
             <w:tcW w:type="dxa" w:w="2717"/>
-            <w:shd w:val="clear" w:color="auto" w:fill="F8F8F8"/>
+            <w:shd w:val="clear" w:color="auto" w:fill="EAEAEA"/>
+            <w:tcBorders>
+              <w:top w:val="single" w:sz="12" w:color="FFFFFF"/>
+              <w:left w:val="single" w:sz="12" w:color="FFFFFF"/>
+              <w:bottom w:val="single" w:sz="12" w:color="FFFFFF"/>
+              <w:right w:val="single" w:sz="12" w:color="FFFFFF"/>
+            </w:tcBorders>
+            <w:vAlign w:val="center"/>
+            <w:tcMar>
+              <w:top w:w="40" w:type="dxa"/>
+              <w:left w:w="120" w:type="dxa"/>
+              <w:bottom w:w="40" w:type="dxa"/>
+              <w:right w:w="80" w:type="dxa"/>
+            </w:tcMar>
           </w:tcPr>
           <w:p>
-            <w:r>
-              <w:rPr>
-                <w:sz w:val="17"/>
+            <w:pPr>
+              <w:spacing w:before="0" w:after="0"/>
+              <w:jc w:val="center"/>
+            </w:pPr>
+            <w:r>
+              <w:rPr>
+                <w:sz w:val="16"/>
               </w:rPr>
               <w:t>huggingface-hub no instalado</w:t>
             </w:r>
@@ -8269,12 +9137,29 @@
         <w:tc>
           <w:tcPr>
             <w:tcW w:type="dxa" w:w="2717"/>
-            <w:shd w:val="clear" w:color="auto" w:fill="F8F8F8"/>
+            <w:shd w:val="clear" w:color="auto" w:fill="EAEAEA"/>
+            <w:tcBorders>
+              <w:top w:val="single" w:sz="12" w:color="FFFFFF"/>
+              <w:left w:val="single" w:sz="12" w:color="FFFFFF"/>
+              <w:bottom w:val="single" w:sz="12" w:color="FFFFFF"/>
+              <w:right w:val="single" w:sz="12" w:color="FFFFFF"/>
+            </w:tcBorders>
+            <w:vAlign w:val="center"/>
+            <w:tcMar>
+              <w:top w:w="40" w:type="dxa"/>
+              <w:left w:w="120" w:type="dxa"/>
+              <w:bottom w:w="40" w:type="dxa"/>
+              <w:right w:w="80" w:type="dxa"/>
+            </w:tcMar>
           </w:tcPr>
           <w:p>
-            <w:r>
-              <w:rPr>
-                <w:sz w:val="17"/>
+            <w:pPr>
+              <w:spacing w:before="0" w:after="0"/>
+              <w:jc w:val="both"/>
+            </w:pPr>
+            <w:r>
+              <w:rPr>
+                <w:sz w:val="16"/>
               </w:rPr>
               <w:t>Activar venv + pip install huggingface-hub</w:t>
             </w:r>
@@ -8282,15 +9167,35 @@
         </w:tc>
       </w:tr>
       <w:tr>
+        <w:trPr>
+          <w:trHeight w:val="283" w:hRule="atLeast"/>
+        </w:trPr>
         <w:tc>
           <w:tcPr>
             <w:tcW w:type="dxa" w:w="2717"/>
-            <w:shd w:val="clear" w:color="auto" w:fill="FFFFFF"/>
+            <w:shd w:val="clear" w:color="auto" w:fill="EAEAEA"/>
+            <w:tcBorders>
+              <w:top w:val="single" w:sz="12" w:color="FFFFFF"/>
+              <w:left w:val="single" w:sz="12" w:color="FFFFFF"/>
+              <w:bottom w:val="single" w:sz="12" w:color="FFFFFF"/>
+              <w:right w:val="single" w:sz="12" w:color="FFFFFF"/>
+            </w:tcBorders>
+            <w:vAlign w:val="center"/>
+            <w:tcMar>
+              <w:top w:w="40" w:type="dxa"/>
+              <w:left w:w="120" w:type="dxa"/>
+              <w:bottom w:w="40" w:type="dxa"/>
+              <w:right w:w="80" w:type="dxa"/>
+            </w:tcMar>
           </w:tcPr>
           <w:p>
-            <w:r>
-              <w:rPr>
-                <w:sz w:val="17"/>
+            <w:pPr>
+              <w:spacing w:before="0" w:after="0"/>
+              <w:jc w:val="center"/>
+            </w:pPr>
+            <w:r>
+              <w:rPr>
+                <w:sz w:val="16"/>
               </w:rPr>
               <w:t>MAKEFLAGS vacío</w:t>
             </w:r>
@@ -8299,12 +9204,29 @@
         <w:tc>
           <w:tcPr>
             <w:tcW w:type="dxa" w:w="2717"/>
-            <w:shd w:val="clear" w:color="auto" w:fill="FFFFFF"/>
+            <w:shd w:val="clear" w:color="auto" w:fill="EAEAEA"/>
+            <w:tcBorders>
+              <w:top w:val="single" w:sz="12" w:color="FFFFFF"/>
+              <w:left w:val="single" w:sz="12" w:color="FFFFFF"/>
+              <w:bottom w:val="single" w:sz="12" w:color="FFFFFF"/>
+              <w:right w:val="single" w:sz="12" w:color="FFFFFF"/>
+            </w:tcBorders>
+            <w:vAlign w:val="center"/>
+            <w:tcMar>
+              <w:top w:w="40" w:type="dxa"/>
+              <w:left w:w="120" w:type="dxa"/>
+              <w:bottom w:w="40" w:type="dxa"/>
+              <w:right w:w="80" w:type="dxa"/>
+            </w:tcMar>
           </w:tcPr>
           <w:p>
-            <w:r>
-              <w:rPr>
-                <w:sz w:val="17"/>
+            <w:pPr>
+              <w:spacing w:before="0" w:after="0"/>
+              <w:jc w:val="both"/>
+            </w:pPr>
+            <w:r>
+              <w:rPr>
+                <w:sz w:val="16"/>
               </w:rPr>
               <w:t>Bloque de aliases no pegado correctamente</w:t>
             </w:r>
@@ -8313,12 +9235,29 @@
         <w:tc>
           <w:tcPr>
             <w:tcW w:type="dxa" w:w="2717"/>
-            <w:shd w:val="clear" w:color="auto" w:fill="FFFFFF"/>
+            <w:shd w:val="clear" w:color="auto" w:fill="EAEAEA"/>
+            <w:tcBorders>
+              <w:top w:val="single" w:sz="12" w:color="FFFFFF"/>
+              <w:left w:val="single" w:sz="12" w:color="FFFFFF"/>
+              <w:bottom w:val="single" w:sz="12" w:color="FFFFFF"/>
+              <w:right w:val="single" w:sz="12" w:color="FFFFFF"/>
+            </w:tcBorders>
+            <w:vAlign w:val="center"/>
+            <w:tcMar>
+              <w:top w:w="40" w:type="dxa"/>
+              <w:left w:w="120" w:type="dxa"/>
+              <w:bottom w:w="40" w:type="dxa"/>
+              <w:right w:w="80" w:type="dxa"/>
+            </w:tcMar>
           </w:tcPr>
           <w:p>
-            <w:r>
-              <w:rPr>
-                <w:sz w:val="17"/>
+            <w:pPr>
+              <w:spacing w:before="0" w:after="0"/>
+              <w:jc w:val="center"/>
+            </w:pPr>
+            <w:r>
+              <w:rPr>
+                <w:sz w:val="16"/>
               </w:rPr>
               <w:t>Verificar el final de ~/.bashrc</w:t>
             </w:r>

--- a/book/docx-por-capitulo/capitulo-06-shell-entorno.docx
+++ b/book/docx-por-capitulo/capitulo-06-shell-entorno.docx
@@ -26,7 +26,7 @@
       <w:pPr>
         <w:pStyle w:val="Endure-Subhead"/>
         <w:keepNext/>
-        <w:spacing w:before="240" w:after="60"/>
+        <w:spacing w:before="240" w:after="60" w:line="240" w:lineRule="auto"/>
         <w:outlineLvl w:val="1"/>
       </w:pPr>
       <w:r>
@@ -39,7 +39,7 @@
     <w:p>
       <w:pPr>
         <w:pStyle w:val="Endure-FirstParagraphBodyText"/>
-        <w:spacing w:before="100" w:after="100"/>
+        <w:spacing w:before="100" w:after="100" w:line="240" w:lineRule="auto"/>
       </w:pPr>
       <w:r>
         <w:rPr>
@@ -51,7 +51,7 @@
     <w:p>
       <w:pPr>
         <w:pStyle w:val="Endure-ChapterBodyText"/>
-        <w:spacing w:before="100" w:after="100"/>
+        <w:spacing w:before="100" w:after="100" w:line="240" w:lineRule="auto"/>
       </w:pPr>
       <w:r>
         <w:rPr>
@@ -122,7 +122,7 @@
     <w:p>
       <w:pPr>
         <w:pStyle w:val="Endure-ChapterBodyText"/>
-        <w:spacing w:before="100" w:after="100"/>
+        <w:spacing w:before="100" w:after="100" w:line="240" w:lineRule="auto"/>
       </w:pPr>
       <w:r>
         <w:rPr>
@@ -141,7 +141,7 @@
     <w:p>
       <w:pPr>
         <w:pStyle w:val="Endure-ChapterBodyText"/>
-        <w:spacing w:before="100" w:after="100"/>
+        <w:spacing w:before="100" w:after="100" w:line="240" w:lineRule="auto"/>
       </w:pPr>
       <w:r>
         <w:rPr>
@@ -154,7 +154,7 @@
     <w:p>
       <w:pPr>
         <w:pStyle w:val="Endure-ChapterBodyText"/>
-        <w:spacing w:before="40" w:after="40"/>
+        <w:spacing w:before="40" w:after="40" w:line="240" w:lineRule="auto"/>
         <w:ind w:left="360" w:hanging="216"/>
       </w:pPr>
       <w:r>
@@ -173,7 +173,7 @@
     <w:p>
       <w:pPr>
         <w:pStyle w:val="Endure-ChapterBodyText"/>
-        <w:spacing w:before="40" w:after="40"/>
+        <w:spacing w:before="40" w:after="40" w:line="240" w:lineRule="auto"/>
         <w:ind w:left="360" w:hanging="216"/>
       </w:pPr>
       <w:r>
@@ -199,7 +199,7 @@
     <w:p>
       <w:pPr>
         <w:pStyle w:val="Endure-ChapterBodyText"/>
-        <w:spacing w:before="40" w:after="40"/>
+        <w:spacing w:before="40" w:after="40" w:line="240" w:lineRule="auto"/>
         <w:ind w:left="360" w:hanging="216"/>
       </w:pPr>
       <w:r>
@@ -231,7 +231,7 @@
     <w:p>
       <w:pPr>
         <w:pStyle w:val="Endure-ChapterBodyText"/>
-        <w:spacing w:before="40" w:after="40"/>
+        <w:spacing w:before="40" w:after="40" w:line="240" w:lineRule="auto"/>
         <w:ind w:left="360" w:hanging="216"/>
       </w:pPr>
       <w:r>
@@ -270,7 +270,7 @@
     <w:p>
       <w:pPr>
         <w:pStyle w:val="Endure-ChapterBodyText"/>
-        <w:spacing w:before="40" w:after="40"/>
+        <w:spacing w:before="40" w:after="40" w:line="240" w:lineRule="auto"/>
         <w:ind w:left="360" w:hanging="216"/>
       </w:pPr>
       <w:r>
@@ -335,7 +335,7 @@
     <w:p>
       <w:pPr>
         <w:pStyle w:val="Endure-ChapterBodyText"/>
-        <w:spacing w:before="40" w:after="40"/>
+        <w:spacing w:before="40" w:after="40" w:line="240" w:lineRule="auto"/>
         <w:ind w:left="360" w:hanging="216"/>
       </w:pPr>
       <w:r>
@@ -373,20 +373,20 @@
       <w:pPr>
         <w:pStyle w:val="Endure-Subhead"/>
         <w:keepNext/>
-        <w:spacing w:before="240" w:after="60"/>
+        <w:spacing w:before="240" w:after="60" w:line="240" w:lineRule="auto"/>
         <w:outlineLvl w:val="1"/>
       </w:pPr>
       <w:r>
         <w:rPr>
           <w:sz w:val="24"/>
         </w:rPr>
-        <w:t>5.1 Estructura de Directorios de Trabajo</w:t>
+        <w:t>6.1 Estructura de Directorios de Trabajo</w:t>
       </w:r>
     </w:p>
     <w:p>
       <w:pPr>
         <w:pStyle w:val="Endure-FirstParagraphBodyText"/>
-        <w:spacing w:before="100" w:after="100"/>
+        <w:spacing w:before="100" w:after="100" w:line="240" w:lineRule="auto"/>
       </w:pPr>
       <w:r>
         <w:rPr>
@@ -820,20 +820,20 @@
       <w:pPr>
         <w:pStyle w:val="Endure-Subhead"/>
         <w:keepNext/>
-        <w:spacing w:before="240" w:after="60"/>
+        <w:spacing w:before="240" w:after="60" w:line="240" w:lineRule="auto"/>
         <w:outlineLvl w:val="1"/>
       </w:pPr>
       <w:r>
         <w:rPr>
           <w:sz w:val="24"/>
         </w:rPr>
-        <w:t>5.2 Bloque Completo de ~/.bashrc para JetPack 7.2</w:t>
+        <w:t>6.2 Bloque Completo de ~/.bashrc para JetPack 7.2</w:t>
       </w:r>
     </w:p>
     <w:p>
       <w:pPr>
         <w:pStyle w:val="Endure-FirstParagraphBodyText"/>
-        <w:spacing w:before="100" w:after="100"/>
+        <w:spacing w:before="100" w:after="100" w:line="240" w:lineRule="auto"/>
       </w:pPr>
       <w:r>
         <w:rPr>
@@ -3651,7 +3651,7 @@
     <w:p>
       <w:pPr>
         <w:pStyle w:val="Endure-ChapterBodyText"/>
-        <w:spacing w:before="100" w:after="100"/>
+        <w:spacing w:before="100" w:after="100" w:line="240" w:lineRule="auto"/>
       </w:pPr>
       <w:r>
         <w:rPr>
@@ -3961,20 +3961,20 @@
       <w:pPr>
         <w:pStyle w:val="Endure-Subhead"/>
         <w:keepNext/>
-        <w:spacing w:before="240" w:after="60"/>
+        <w:spacing w:before="240" w:after="60" w:line="240" w:lineRule="auto"/>
         <w:outlineLvl w:val="1"/>
       </w:pPr>
       <w:r>
         <w:rPr>
           <w:sz w:val="24"/>
         </w:rPr>
-        <w:t>5.3 Herramientas Adicionales de Desarrollo</w:t>
+        <w:t>6.3 Herramientas Adicionales de Desarrollo</w:t>
       </w:r>
     </w:p>
     <w:p>
       <w:pPr>
         <w:pStyle w:val="Endure-FirstParagraphBodyText"/>
-        <w:spacing w:before="100" w:after="100"/>
+        <w:spacing w:before="100" w:after="100" w:line="240" w:lineRule="auto"/>
       </w:pPr>
       <w:r>
         <w:rPr>
@@ -4271,7 +4271,7 @@
     <w:p>
       <w:pPr>
         <w:pStyle w:val="Endure-ChapterBodyText"/>
-        <w:spacing w:before="100" w:after="100"/>
+        <w:spacing w:before="100" w:after="100" w:line="240" w:lineRule="auto"/>
       </w:pPr>
       <w:r>
         <w:rPr>
@@ -4316,7 +4316,7 @@
           </w:tcPr>
           <w:p>
             <w:pPr>
-              <w:spacing w:before="0" w:after="0"/>
+              <w:spacing w:before="0" w:after="0" w:line="240" w:lineRule="auto"/>
               <w:jc w:val="center"/>
             </w:pPr>
             <w:r>
@@ -4349,7 +4349,7 @@
           </w:tcPr>
           <w:p>
             <w:pPr>
-              <w:spacing w:before="0" w:after="0"/>
+              <w:spacing w:before="0" w:after="0" w:line="240" w:lineRule="auto"/>
               <w:jc w:val="center"/>
             </w:pPr>
             <w:r>
@@ -4387,7 +4387,7 @@
           </w:tcPr>
           <w:p>
             <w:pPr>
-              <w:spacing w:before="0" w:after="0"/>
+              <w:spacing w:before="0" w:after="0" w:line="240" w:lineRule="auto"/>
               <w:jc w:val="center"/>
             </w:pPr>
             <w:r>
@@ -4418,7 +4418,7 @@
           </w:tcPr>
           <w:p>
             <w:pPr>
-              <w:spacing w:before="0" w:after="0"/>
+              <w:spacing w:before="0" w:after="0" w:line="240" w:lineRule="auto"/>
               <w:jc w:val="both"/>
             </w:pPr>
             <w:r>
@@ -4454,7 +4454,7 @@
           </w:tcPr>
           <w:p>
             <w:pPr>
-              <w:spacing w:before="0" w:after="0"/>
+              <w:spacing w:before="0" w:after="0" w:line="240" w:lineRule="auto"/>
               <w:jc w:val="center"/>
             </w:pPr>
             <w:r>
@@ -4485,7 +4485,7 @@
           </w:tcPr>
           <w:p>
             <w:pPr>
-              <w:spacing w:before="0" w:after="0"/>
+              <w:spacing w:before="0" w:after="0" w:line="240" w:lineRule="auto"/>
               <w:jc w:val="both"/>
             </w:pPr>
             <w:r>
@@ -4521,7 +4521,7 @@
           </w:tcPr>
           <w:p>
             <w:pPr>
-              <w:spacing w:before="0" w:after="0"/>
+              <w:spacing w:before="0" w:after="0" w:line="240" w:lineRule="auto"/>
               <w:jc w:val="center"/>
             </w:pPr>
             <w:r>
@@ -4552,7 +4552,7 @@
           </w:tcPr>
           <w:p>
             <w:pPr>
-              <w:spacing w:before="0" w:after="0"/>
+              <w:spacing w:before="0" w:after="0" w:line="240" w:lineRule="auto"/>
               <w:jc w:val="both"/>
             </w:pPr>
             <w:r>
@@ -4588,7 +4588,7 @@
           </w:tcPr>
           <w:p>
             <w:pPr>
-              <w:spacing w:before="0" w:after="0"/>
+              <w:spacing w:before="0" w:after="0" w:line="240" w:lineRule="auto"/>
               <w:jc w:val="center"/>
             </w:pPr>
             <w:r>
@@ -4619,7 +4619,7 @@
           </w:tcPr>
           <w:p>
             <w:pPr>
-              <w:spacing w:before="0" w:after="0"/>
+              <w:spacing w:before="0" w:after="0" w:line="240" w:lineRule="auto"/>
               <w:jc w:val="both"/>
             </w:pPr>
             <w:r>
@@ -4655,7 +4655,7 @@
           </w:tcPr>
           <w:p>
             <w:pPr>
-              <w:spacing w:before="0" w:after="0"/>
+              <w:spacing w:before="0" w:after="0" w:line="240" w:lineRule="auto"/>
               <w:jc w:val="center"/>
             </w:pPr>
             <w:r>
@@ -4686,7 +4686,7 @@
           </w:tcPr>
           <w:p>
             <w:pPr>
-              <w:spacing w:before="0" w:after="0"/>
+              <w:spacing w:before="0" w:after="0" w:line="240" w:lineRule="auto"/>
               <w:jc w:val="both"/>
             </w:pPr>
             <w:r>
@@ -4722,7 +4722,7 @@
           </w:tcPr>
           <w:p>
             <w:pPr>
-              <w:spacing w:before="0" w:after="0"/>
+              <w:spacing w:before="0" w:after="0" w:line="240" w:lineRule="auto"/>
               <w:jc w:val="center"/>
             </w:pPr>
             <w:r>
@@ -4753,7 +4753,7 @@
           </w:tcPr>
           <w:p>
             <w:pPr>
-              <w:spacing w:before="0" w:after="0"/>
+              <w:spacing w:before="0" w:after="0" w:line="240" w:lineRule="auto"/>
               <w:jc w:val="both"/>
             </w:pPr>
             <w:r>
@@ -4789,7 +4789,7 @@
           </w:tcPr>
           <w:p>
             <w:pPr>
-              <w:spacing w:before="0" w:after="0"/>
+              <w:spacing w:before="0" w:after="0" w:line="240" w:lineRule="auto"/>
               <w:jc w:val="center"/>
             </w:pPr>
             <w:r>
@@ -4820,7 +4820,7 @@
           </w:tcPr>
           <w:p>
             <w:pPr>
-              <w:spacing w:before="0" w:after="0"/>
+              <w:spacing w:before="0" w:after="0" w:line="240" w:lineRule="auto"/>
               <w:jc w:val="both"/>
             </w:pPr>
             <w:r>
@@ -4923,20 +4923,20 @@
       <w:pPr>
         <w:pStyle w:val="Endure-Subhead"/>
         <w:keepNext/>
-        <w:spacing w:before="240" w:after="60"/>
+        <w:spacing w:before="240" w:after="60" w:line="240" w:lineRule="auto"/>
         <w:outlineLvl w:val="1"/>
       </w:pPr>
       <w:r>
         <w:rPr>
           <w:sz w:val="24"/>
         </w:rPr>
-        <w:t>5.4 Entorno Virtual Python — venv `llm`</w:t>
+        <w:t>6.4 Entorno Virtual Python — venv `llm`</w:t>
       </w:r>
     </w:p>
     <w:p>
       <w:pPr>
         <w:pStyle w:val="Endure-FirstParagraphBodyText"/>
-        <w:spacing w:before="100" w:after="100"/>
+        <w:spacing w:before="100" w:after="100" w:line="240" w:lineRule="auto"/>
       </w:pPr>
       <w:r>
         <w:rPr>
@@ -4975,14 +4975,14 @@
       <w:pPr>
         <w:pStyle w:val="Endure-Subhead"/>
         <w:keepNext/>
-        <w:spacing w:before="160" w:after="60"/>
+        <w:spacing w:before="160" w:after="60" w:line="240" w:lineRule="auto"/>
         <w:outlineLvl w:val="2"/>
       </w:pPr>
       <w:r>
         <w:rPr>
           <w:sz w:val="22"/>
         </w:rPr>
-        <w:t>5.4.1 Qué es y para qué sirve el venv `llm`</w:t>
+        <w:t>6.4.1 Qué es y para qué sirve el venv `llm`</w:t>
       </w:r>
     </w:p>
     <w:tbl>
@@ -5190,7 +5190,7 @@
     <w:p>
       <w:pPr>
         <w:pStyle w:val="Endure-ChapterBodyText"/>
-        <w:spacing w:before="100" w:after="100"/>
+        <w:spacing w:before="100" w:after="100" w:line="240" w:lineRule="auto"/>
       </w:pPr>
       <w:r>
         <w:rPr>
@@ -5203,7 +5203,7 @@
     <w:p>
       <w:pPr>
         <w:pStyle w:val="Endure-ChapterBodyText"/>
-        <w:spacing w:before="40" w:after="40"/>
+        <w:spacing w:before="40" w:after="40" w:line="240" w:lineRule="auto"/>
         <w:ind w:left="360" w:hanging="216"/>
       </w:pPr>
       <w:r>
@@ -5235,7 +5235,7 @@
     <w:p>
       <w:pPr>
         <w:pStyle w:val="Endure-ChapterBodyText"/>
-        <w:spacing w:before="40" w:after="40"/>
+        <w:spacing w:before="40" w:after="40" w:line="240" w:lineRule="auto"/>
         <w:ind w:left="360" w:hanging="216"/>
       </w:pPr>
       <w:r>
@@ -5254,7 +5254,7 @@
     <w:p>
       <w:pPr>
         <w:pStyle w:val="Endure-ChapterBodyText"/>
-        <w:spacing w:before="40" w:after="40"/>
+        <w:spacing w:before="40" w:after="40" w:line="240" w:lineRule="auto"/>
         <w:ind w:left="360" w:hanging="216"/>
       </w:pPr>
       <w:r>
@@ -5293,7 +5293,7 @@
     <w:p>
       <w:pPr>
         <w:pStyle w:val="Endure-ChapterBodyText"/>
-        <w:spacing w:before="40" w:after="40"/>
+        <w:spacing w:before="40" w:after="40" w:line="240" w:lineRule="auto"/>
         <w:ind w:left="360" w:hanging="216"/>
       </w:pPr>
       <w:r>
@@ -5317,7 +5317,7 @@
     <w:p>
       <w:pPr>
         <w:pStyle w:val="Endure-ChapterBodyText"/>
-        <w:spacing w:before="100" w:after="100"/>
+        <w:spacing w:before="100" w:after="100" w:line="240" w:lineRule="auto"/>
       </w:pPr>
       <w:r>
         <w:rPr>
@@ -5330,7 +5330,7 @@
     <w:p>
       <w:pPr>
         <w:pStyle w:val="Endure-ChapterBodyText"/>
-        <w:spacing w:before="40" w:after="40"/>
+        <w:spacing w:before="40" w:after="40" w:line="240" w:lineRule="auto"/>
         <w:ind w:left="360" w:hanging="216"/>
       </w:pPr>
       <w:r>
@@ -5375,7 +5375,7 @@
     <w:p>
       <w:pPr>
         <w:pStyle w:val="Endure-ChapterBodyText"/>
-        <w:spacing w:before="40" w:after="40"/>
+        <w:spacing w:before="40" w:after="40" w:line="240" w:lineRule="auto"/>
         <w:ind w:left="360" w:hanging="216"/>
       </w:pPr>
       <w:r>
@@ -5420,7 +5420,7 @@
     <w:p>
       <w:pPr>
         <w:pStyle w:val="Endure-ChapterBodyText"/>
-        <w:spacing w:before="40" w:after="40"/>
+        <w:spacing w:before="40" w:after="40" w:line="240" w:lineRule="auto"/>
         <w:ind w:left="360" w:hanging="216"/>
       </w:pPr>
       <w:r>
@@ -5465,7 +5465,7 @@
     <w:p>
       <w:pPr>
         <w:pStyle w:val="Endure-ChapterBodyText"/>
-        <w:spacing w:before="40" w:after="40"/>
+        <w:spacing w:before="40" w:after="40" w:line="240" w:lineRule="auto"/>
         <w:ind w:left="360" w:hanging="216"/>
       </w:pPr>
       <w:r>
@@ -5555,14 +5555,14 @@
       <w:pPr>
         <w:pStyle w:val="Endure-Subhead"/>
         <w:keepNext/>
-        <w:spacing w:before="160" w:after="60"/>
+        <w:spacing w:before="160" w:after="60" w:line="240" w:lineRule="auto"/>
         <w:outlineLvl w:val="2"/>
       </w:pPr>
       <w:r>
         <w:rPr>
           <w:sz w:val="22"/>
         </w:rPr>
-        <w:t>5.4.2 Crear el venv</w:t>
+        <w:t>6.4.2 Crear el venv</w:t>
       </w:r>
     </w:p>
     <w:tbl>
@@ -5812,7 +5812,7 @@
     <w:p>
       <w:pPr>
         <w:pStyle w:val="Endure-ChapterBodyText"/>
-        <w:spacing w:before="100" w:after="100"/>
+        <w:spacing w:before="100" w:after="100" w:line="240" w:lineRule="auto"/>
       </w:pPr>
       <w:r>
         <w:rPr>
@@ -6005,14 +6005,14 @@
       <w:pPr>
         <w:pStyle w:val="Endure-Subhead"/>
         <w:keepNext/>
-        <w:spacing w:before="160" w:after="60"/>
+        <w:spacing w:before="160" w:after="60" w:line="240" w:lineRule="auto"/>
         <w:outlineLvl w:val="2"/>
       </w:pPr>
       <w:r>
         <w:rPr>
           <w:sz w:val="22"/>
         </w:rPr>
-        <w:t>5.4.3 Instalar paquetes base</w:t>
+        <w:t>6.4.3 Instalar paquetes base</w:t>
       </w:r>
     </w:p>
     <w:tbl>
@@ -6250,7 +6250,7 @@
     <w:p>
       <w:pPr>
         <w:pStyle w:val="Endure-ChapterBodyText"/>
-        <w:spacing w:before="100" w:after="100"/>
+        <w:spacing w:before="100" w:after="100" w:line="240" w:lineRule="auto"/>
       </w:pPr>
       <w:r>
         <w:rPr>
@@ -6332,14 +6332,14 @@
       <w:pPr>
         <w:pStyle w:val="Endure-Subhead"/>
         <w:keepNext/>
-        <w:spacing w:before="160" w:after="60"/>
+        <w:spacing w:before="160" w:after="60" w:line="240" w:lineRule="auto"/>
         <w:outlineLvl w:val="2"/>
       </w:pPr>
       <w:r>
         <w:rPr>
           <w:sz w:val="22"/>
         </w:rPr>
-        <w:t>5.4.4 Autenticar HuggingFace en el venv</w:t>
+        <w:t>6.4.4 Autenticar HuggingFace en el venv</w:t>
       </w:r>
     </w:p>
     <w:tbl>
@@ -6761,20 +6761,20 @@
       <w:pPr>
         <w:pStyle w:val="Endure-Subhead"/>
         <w:keepNext/>
-        <w:spacing w:before="240" w:after="60"/>
+        <w:spacing w:before="240" w:after="60" w:line="240" w:lineRule="auto"/>
         <w:outlineLvl w:val="1"/>
       </w:pPr>
       <w:r>
         <w:rPr>
           <w:sz w:val="24"/>
         </w:rPr>
-        <w:t>5.5 Script de Auditoría Completa del Sistema</w:t>
+        <w:t>6.5 Script de Auditoría Completa del Sistema</w:t>
       </w:r>
     </w:p>
     <w:p>
       <w:pPr>
         <w:pStyle w:val="Endure-FirstParagraphBodyText"/>
-        <w:spacing w:before="100" w:after="100"/>
+        <w:spacing w:before="100" w:after="100" w:line="240" w:lineRule="auto"/>
       </w:pPr>
       <w:r>
         <w:rPr>
@@ -7520,7 +7520,7 @@
     <w:p>
       <w:pPr>
         <w:pStyle w:val="Endure-ChapterBodyText"/>
-        <w:spacing w:before="100" w:after="100"/>
+        <w:spacing w:before="100" w:after="100" w:line="240" w:lineRule="auto"/>
       </w:pPr>
       <w:r>
         <w:rPr>
@@ -7533,14 +7533,14 @@
       <w:pPr>
         <w:pStyle w:val="Endure-Subhead"/>
         <w:keepNext/>
-        <w:spacing w:before="240" w:after="60"/>
+        <w:spacing w:before="240" w:after="60" w:line="240" w:lineRule="auto"/>
         <w:outlineLvl w:val="1"/>
       </w:pPr>
       <w:r>
         <w:rPr>
           <w:sz w:val="24"/>
         </w:rPr>
-        <w:t>5.6 Verificación Final del Capítulo</w:t>
+        <w:t>6.6 Verificación Final del Capítulo</w:t>
       </w:r>
     </w:p>
     <w:tbl>
@@ -8792,7 +8792,7 @@
           </w:tcPr>
           <w:p>
             <w:pPr>
-              <w:spacing w:before="0" w:after="0"/>
+              <w:spacing w:before="0" w:after="0" w:line="240" w:lineRule="auto"/>
               <w:jc w:val="center"/>
             </w:pPr>
             <w:r>
@@ -8825,7 +8825,7 @@
           </w:tcPr>
           <w:p>
             <w:pPr>
-              <w:spacing w:before="0" w:after="0"/>
+              <w:spacing w:before="0" w:after="0" w:line="240" w:lineRule="auto"/>
               <w:jc w:val="center"/>
             </w:pPr>
             <w:r>
@@ -8858,7 +8858,7 @@
           </w:tcPr>
           <w:p>
             <w:pPr>
-              <w:spacing w:before="0" w:after="0"/>
+              <w:spacing w:before="0" w:after="0" w:line="240" w:lineRule="auto"/>
               <w:jc w:val="center"/>
             </w:pPr>
             <w:r>
@@ -8896,7 +8896,7 @@
           </w:tcPr>
           <w:p>
             <w:pPr>
-              <w:spacing w:before="0" w:after="0"/>
+              <w:spacing w:before="0" w:after="0" w:line="240" w:lineRule="auto"/>
               <w:jc w:val="center"/>
             </w:pPr>
             <w:r>
@@ -8927,7 +8927,7 @@
           </w:tcPr>
           <w:p>
             <w:pPr>
-              <w:spacing w:before="0" w:after="0"/>
+              <w:spacing w:before="0" w:after="0" w:line="240" w:lineRule="auto"/>
               <w:jc w:val="center"/>
             </w:pPr>
             <w:r>
@@ -8958,7 +8958,7 @@
           </w:tcPr>
           <w:p>
             <w:pPr>
-              <w:spacing w:before="0" w:after="0"/>
+              <w:spacing w:before="0" w:after="0" w:line="240" w:lineRule="auto"/>
               <w:jc w:val="center"/>
             </w:pPr>
             <w:r>
@@ -8994,7 +8994,7 @@
           </w:tcPr>
           <w:p>
             <w:pPr>
-              <w:spacing w:before="0" w:after="0"/>
+              <w:spacing w:before="0" w:after="0" w:line="240" w:lineRule="auto"/>
               <w:jc w:val="center"/>
             </w:pPr>
             <w:r>
@@ -9025,7 +9025,7 @@
           </w:tcPr>
           <w:p>
             <w:pPr>
-              <w:spacing w:before="0" w:after="0"/>
+              <w:spacing w:before="0" w:after="0" w:line="240" w:lineRule="auto"/>
               <w:jc w:val="center"/>
             </w:pPr>
             <w:r>
@@ -9056,7 +9056,7 @@
           </w:tcPr>
           <w:p>
             <w:pPr>
-              <w:spacing w:before="0" w:after="0"/>
+              <w:spacing w:before="0" w:after="0" w:line="240" w:lineRule="auto"/>
               <w:jc w:val="center"/>
             </w:pPr>
             <w:r>
@@ -9092,7 +9092,7 @@
           </w:tcPr>
           <w:p>
             <w:pPr>
-              <w:spacing w:before="0" w:after="0"/>
+              <w:spacing w:before="0" w:after="0" w:line="240" w:lineRule="auto"/>
               <w:jc w:val="center"/>
             </w:pPr>
             <w:r>
@@ -9123,7 +9123,7 @@
           </w:tcPr>
           <w:p>
             <w:pPr>
-              <w:spacing w:before="0" w:after="0"/>
+              <w:spacing w:before="0" w:after="0" w:line="240" w:lineRule="auto"/>
               <w:jc w:val="center"/>
             </w:pPr>
             <w:r>
@@ -9154,7 +9154,7 @@
           </w:tcPr>
           <w:p>
             <w:pPr>
-              <w:spacing w:before="0" w:after="0"/>
+              <w:spacing w:before="0" w:after="0" w:line="240" w:lineRule="auto"/>
               <w:jc w:val="both"/>
             </w:pPr>
             <w:r>
@@ -9190,7 +9190,7 @@
           </w:tcPr>
           <w:p>
             <w:pPr>
-              <w:spacing w:before="0" w:after="0"/>
+              <w:spacing w:before="0" w:after="0" w:line="240" w:lineRule="auto"/>
               <w:jc w:val="center"/>
             </w:pPr>
             <w:r>
@@ -9221,7 +9221,7 @@
           </w:tcPr>
           <w:p>
             <w:pPr>
-              <w:spacing w:before="0" w:after="0"/>
+              <w:spacing w:before="0" w:after="0" w:line="240" w:lineRule="auto"/>
               <w:jc w:val="both"/>
             </w:pPr>
             <w:r>
@@ -9252,7 +9252,7 @@
           </w:tcPr>
           <w:p>
             <w:pPr>
-              <w:spacing w:before="0" w:after="0"/>
+              <w:spacing w:before="0" w:after="0" w:line="240" w:lineRule="auto"/>
               <w:jc w:val="center"/>
             </w:pPr>
             <w:r>
@@ -9324,6 +9324,11 @@
     </w:p>
     <w:sectPr>
       <w:footerReference w:type="first" r:id="rId43"/>
+      <w:headerReference w:type="default" r:id="rId46"/>
+      <w:footerReference w:type="default" r:id="rId47"/>
+      <w:headerReference w:type="even" r:id="rId48"/>
+      <w:footerReference w:type="even" r:id="rId49"/>
+      <w:headerReference w:type="first" r:id="rId50"/>
       <w:type w:val="nextColumn"/>
       <w:pgSz w:w="10080" w:h="14400"/>
       <w:pgMar w:top="794" w:right="851" w:bottom="794" w:left="1077" w:header="454" w:footer="454" w:gutter="0"/>
@@ -10568,6 +10573,26 @@
 </w:ftr>
 </file>
 
+<file path=word/footer34.xml><?xml version="1.0" encoding="utf-8"?>
+<w:ftr xmlns:m="http://schemas.openxmlformats.org/officeDocument/2006/math" xmlns:mc="http://schemas.openxmlformats.org/markup-compatibility/2006" xmlns:mo="http://schemas.microsoft.com/office/mac/office/2008/main" xmlns:mv="urn:schemas-microsoft-com:mac:vml" xmlns:o="urn:schemas-microsoft-com:office:office" xmlns:r="http://schemas.openxmlformats.org/officeDocument/2006/relationships" xmlns:v="urn:schemas-microsoft-com:vml" xmlns:w10="urn:schemas-microsoft-com:office:word" xmlns:w14="http://schemas.microsoft.com/office/word/2010/wordml" xmlns:w="http://schemas.openxmlformats.org/wordprocessingml/2006/main" xmlns:wne="http://schemas.microsoft.com/office/word/2006/wordml" xmlns:wp14="http://schemas.microsoft.com/office/word/2010/wordprocessingDrawing" xmlns:wp="http://schemas.openxmlformats.org/drawingml/2006/wordprocessingDrawing" xmlns:wpc="http://schemas.microsoft.com/office/word/2010/wordprocessingCanvas" xmlns:wpg="http://schemas.microsoft.com/office/word/2010/wordprocessingGroup" xmlns:wpi="http://schemas.microsoft.com/office/word/2010/wordprocessingInk" xmlns:wps="http://schemas.microsoft.com/office/word/2010/wordprocessingShape" mc:Ignorable="w14 wp14">
+  <w:p>
+    <w:pPr>
+      <w:pStyle w:val="Footer"/>
+    </w:pPr>
+  </w:p>
+</w:ftr>
+</file>
+
+<file path=word/footer35.xml><?xml version="1.0" encoding="utf-8"?>
+<w:ftr xmlns:m="http://schemas.openxmlformats.org/officeDocument/2006/math" xmlns:mc="http://schemas.openxmlformats.org/markup-compatibility/2006" xmlns:mo="http://schemas.microsoft.com/office/mac/office/2008/main" xmlns:mv="urn:schemas-microsoft-com:mac:vml" xmlns:o="urn:schemas-microsoft-com:office:office" xmlns:r="http://schemas.openxmlformats.org/officeDocument/2006/relationships" xmlns:v="urn:schemas-microsoft-com:vml" xmlns:w10="urn:schemas-microsoft-com:office:word" xmlns:w14="http://schemas.microsoft.com/office/word/2010/wordml" xmlns:w="http://schemas.openxmlformats.org/wordprocessingml/2006/main" xmlns:wne="http://schemas.microsoft.com/office/word/2006/wordml" xmlns:wp14="http://schemas.microsoft.com/office/word/2010/wordprocessingDrawing" xmlns:wp="http://schemas.openxmlformats.org/drawingml/2006/wordprocessingDrawing" xmlns:wpc="http://schemas.microsoft.com/office/word/2010/wordprocessingCanvas" xmlns:wpg="http://schemas.microsoft.com/office/word/2010/wordprocessingGroup" xmlns:wpi="http://schemas.microsoft.com/office/word/2010/wordprocessingInk" xmlns:wps="http://schemas.microsoft.com/office/word/2010/wordprocessingShape" mc:Ignorable="w14 wp14">
+  <w:p>
+    <w:pPr>
+      <w:pStyle w:val="Footer"/>
+    </w:pPr>
+  </w:p>
+</w:ftr>
+</file>
+
 <file path=word/footer4.xml><?xml version="1.0" encoding="utf-8"?>
 <w:ftr xmlns:wpc="http://schemas.microsoft.com/office/word/2010/wordprocessingCanvas" xmlns:cx="http://schemas.microsoft.com/office/drawing/2014/chartex" xmlns:cx1="http://schemas.microsoft.com/office/drawing/2015/9/8/chartex" xmlns:cx2="http://schemas.microsoft.com/office/drawing/2015/10/21/chartex" xmlns:cx3="http://schemas.microsoft.com/office/drawing/2016/5/9/chartex" xmlns:cx4="http://schemas.microsoft.com/office/drawing/2016/5/10/chartex" xmlns:cx5="http://schemas.microsoft.com/office/drawing/2016/5/11/chartex" xmlns:cx6="http://schemas.microsoft.com/office/drawing/2016/5/12/chartex" xmlns:cx7="http://schemas.microsoft.com/office/drawing/2016/5/13/chartex" xmlns:cx8="http://schemas.microsoft.com/office/drawing/2016/5/14/chartex" xmlns:mc="http://schemas.openxmlformats.org/markup-compatibility/2006" xmlns:aink="http://schemas.microsoft.com/office/drawing/2016/ink" xmlns:am3d="http://schemas.microsoft.com/office/drawing/2017/model3d" xmlns:o="urn:schemas-microsoft-com:office:office" xmlns:oel="http://schemas.microsoft.com/office/2019/extlst" xmlns:r="http://schemas.openxmlformats.org/officeDocument/2006/relationships" xmlns:m="http://schemas.openxmlformats.org/officeDocument/2006/math" xmlns:v="urn:schemas-microsoft-com:vml" xmlns:wp14="http://schemas.microsoft.com/office/word/2010/wordprocessingDrawing" xmlns:wp="http://schemas.openxmlformats.org/drawingml/2006/wordprocessingDrawing" xmlns:w10="urn:schemas-microsoft-com:office:word" xmlns:w="http://schemas.openxmlformats.org/wordprocessingml/2006/main" xmlns:w14="http://schemas.microsoft.com/office/word/2010/wordml" xmlns:w15="http://schemas.microsoft.com/office/word/2012/wordml" xmlns:w16cex="http://schemas.microsoft.com/office/word/2018/wordml/cex" xmlns:w16cid="http://schemas.microsoft.com/office/word/2016/wordml/cid" xmlns:w16="http://schemas.microsoft.com/office/word/2018/wordml" xmlns:w16du="http://schemas.microsoft.com/office/word/2023/wordml/word16du" xmlns:w16sdtdh="http://schemas.microsoft.com/office/word/2020/wordml/sdtdatahash" xmlns:w16sdtfl="http://schemas.microsoft.com/office/word/2024/wordml/sdtformatlock" xmlns:w16se="http://schemas.microsoft.com/office/word/2015/wordml/symex" xmlns:wpg="http://schemas.microsoft.com/office/word/2010/wordprocessingGroup" xmlns:wpi="http://schemas.microsoft.com/office/word/2010/wordprocessingInk" xmlns:wne="http://schemas.microsoft.com/office/word/2006/wordml" xmlns:wps="http://schemas.microsoft.com/office/word/2010/wordprocessingShape" mc:Ignorable="w14 w15 w16se w16cid w16 w16cex w16sdtdh w16sdtfl w16du wp14">
   <w:p>
@@ -10825,6 +10850,36 @@
     <w:r>
       <w:t>TÍTULO DEL LIBRO</w:t>
     </w:r>
+  </w:p>
+</w:hdr>
+</file>
+
+<file path=word/header3.xml><?xml version="1.0" encoding="utf-8"?>
+<w:hdr xmlns:m="http://schemas.openxmlformats.org/officeDocument/2006/math" xmlns:mc="http://schemas.openxmlformats.org/markup-compatibility/2006" xmlns:mo="http://schemas.microsoft.com/office/mac/office/2008/main" xmlns:mv="urn:schemas-microsoft-com:mac:vml" xmlns:o="urn:schemas-microsoft-com:office:office" xmlns:r="http://schemas.openxmlformats.org/officeDocument/2006/relationships" xmlns:v="urn:schemas-microsoft-com:vml" xmlns:w10="urn:schemas-microsoft-com:office:word" xmlns:w14="http://schemas.microsoft.com/office/word/2010/wordml" xmlns:w="http://schemas.openxmlformats.org/wordprocessingml/2006/main" xmlns:wne="http://schemas.microsoft.com/office/word/2006/wordml" xmlns:wp14="http://schemas.microsoft.com/office/word/2010/wordprocessingDrawing" xmlns:wp="http://schemas.openxmlformats.org/drawingml/2006/wordprocessingDrawing" xmlns:wpc="http://schemas.microsoft.com/office/word/2010/wordprocessingCanvas" xmlns:wpg="http://schemas.microsoft.com/office/word/2010/wordprocessingGroup" xmlns:wpi="http://schemas.microsoft.com/office/word/2010/wordprocessingInk" xmlns:wps="http://schemas.microsoft.com/office/word/2010/wordprocessingShape" mc:Ignorable="w14 wp14">
+  <w:p>
+    <w:pPr>
+      <w:pStyle w:val="Header"/>
+    </w:pPr>
+  </w:p>
+</w:hdr>
+</file>
+
+<file path=word/header4.xml><?xml version="1.0" encoding="utf-8"?>
+<w:hdr xmlns:m="http://schemas.openxmlformats.org/officeDocument/2006/math" xmlns:mc="http://schemas.openxmlformats.org/markup-compatibility/2006" xmlns:mo="http://schemas.microsoft.com/office/mac/office/2008/main" xmlns:mv="urn:schemas-microsoft-com:mac:vml" xmlns:o="urn:schemas-microsoft-com:office:office" xmlns:r="http://schemas.openxmlformats.org/officeDocument/2006/relationships" xmlns:v="urn:schemas-microsoft-com:vml" xmlns:w10="urn:schemas-microsoft-com:office:word" xmlns:w14="http://schemas.microsoft.com/office/word/2010/wordml" xmlns:w="http://schemas.openxmlformats.org/wordprocessingml/2006/main" xmlns:wne="http://schemas.microsoft.com/office/word/2006/wordml" xmlns:wp14="http://schemas.microsoft.com/office/word/2010/wordprocessingDrawing" xmlns:wp="http://schemas.openxmlformats.org/drawingml/2006/wordprocessingDrawing" xmlns:wpc="http://schemas.microsoft.com/office/word/2010/wordprocessingCanvas" xmlns:wpg="http://schemas.microsoft.com/office/word/2010/wordprocessingGroup" xmlns:wpi="http://schemas.microsoft.com/office/word/2010/wordprocessingInk" xmlns:wps="http://schemas.microsoft.com/office/word/2010/wordprocessingShape" mc:Ignorable="w14 wp14">
+  <w:p>
+    <w:pPr>
+      <w:pStyle w:val="Header"/>
+    </w:pPr>
+  </w:p>
+</w:hdr>
+</file>
+
+<file path=word/header5.xml><?xml version="1.0" encoding="utf-8"?>
+<w:hdr xmlns:m="http://schemas.openxmlformats.org/officeDocument/2006/math" xmlns:mc="http://schemas.openxmlformats.org/markup-compatibility/2006" xmlns:mo="http://schemas.microsoft.com/office/mac/office/2008/main" xmlns:mv="urn:schemas-microsoft-com:mac:vml" xmlns:o="urn:schemas-microsoft-com:office:office" xmlns:r="http://schemas.openxmlformats.org/officeDocument/2006/relationships" xmlns:v="urn:schemas-microsoft-com:vml" xmlns:w10="urn:schemas-microsoft-com:office:word" xmlns:w14="http://schemas.microsoft.com/office/word/2010/wordml" xmlns:w="http://schemas.openxmlformats.org/wordprocessingml/2006/main" xmlns:wne="http://schemas.microsoft.com/office/word/2006/wordml" xmlns:wp14="http://schemas.microsoft.com/office/word/2010/wordprocessingDrawing" xmlns:wp="http://schemas.openxmlformats.org/drawingml/2006/wordprocessingDrawing" xmlns:wpc="http://schemas.microsoft.com/office/word/2010/wordprocessingCanvas" xmlns:wpg="http://schemas.microsoft.com/office/word/2010/wordprocessingGroup" xmlns:wpi="http://schemas.microsoft.com/office/word/2010/wordprocessingInk" xmlns:wps="http://schemas.microsoft.com/office/word/2010/wordprocessingShape" mc:Ignorable="w14 wp14">
+  <w:p>
+    <w:pPr>
+      <w:pStyle w:val="Header"/>
+    </w:pPr>
   </w:p>
 </w:hdr>
 </file>
